--- a/小野町_引継ぎ_整理済/03_計画素案/小野町_計画素案_構成の対比と漏れの点検_20260929.docx
+++ b/小野町_引継ぎ_整理済/03_計画素案/小野町_計画素案_構成の対比と漏れの点検_20260929.docx
@@ -220,7 +220,7 @@
             <w:b/>
             <w:sz w:val="22"/>
           </w:rPr>
-          <w:t xml:space="preserve">1　対比の結果</w:t>
+          <w:t xml:space="preserve">1　素案（第7版）で対応した項目</w:t>
         </w:r>
         <w:r>
           <w:rPr>
@@ -272,16 +272,17 @@
         <w:tabs>
           <w:tab w:pos="9638" w:val="right" w:leader="dot"/>
         </w:tabs>
-        <w:spacing w:before="0" w:after="0" w:line="252" w:lineRule="auto"/>
-        <w:ind w:left="510"/>
+        <w:spacing w:before="20" w:after="20" w:line="252" w:lineRule="auto"/>
+        <w:ind w:left="0"/>
       </w:pPr>
       <w:hyperlink w:anchor="_Toc_003">
         <w:r>
           <w:rPr>
             <w:rFonts w:ascii="BIZ UDPゴシック" w:hAnsi="BIZ UDPゴシック" w:eastAsia="BIZ UDPゴシック"/>
-            <w:sz w:val="20"/>
+            <w:b/>
+            <w:sz w:val="22"/>
           </w:rPr>
-          <w:t xml:space="preserve">(1)　記載がないもの</w:t>
+          <w:t xml:space="preserve">2　対比の結果</w:t>
         </w:r>
         <w:r>
           <w:rPr>
@@ -314,6 +315,7 @@
         <w:r>
           <w:rPr>
             <w:rFonts w:ascii="BIZ UDPゴシック" w:hAnsi="BIZ UDPゴシック" w:eastAsia="BIZ UDPゴシック"/>
+            <w:b/>
             <w:sz w:val="20"/>
           </w:rPr>
           <w:t xml:space="preserve">－</w:t>
@@ -341,7 +343,7 @@
             <w:rFonts w:ascii="BIZ UDPゴシック" w:hAnsi="BIZ UDPゴシック" w:eastAsia="BIZ UDPゴシック"/>
             <w:sz w:val="20"/>
           </w:rPr>
-          <w:t xml:space="preserve">(2)　記載はあるが扱いが違うもの</w:t>
+          <w:t xml:space="preserve">(1)　記載がないもの</w:t>
         </w:r>
         <w:r>
           <w:rPr>
@@ -401,7 +403,7 @@
             <w:rFonts w:ascii="BIZ UDPゴシック" w:hAnsi="BIZ UDPゴシック" w:eastAsia="BIZ UDPゴシック"/>
             <w:sz w:val="20"/>
           </w:rPr>
-          <w:t xml:space="preserve">(3)　相当する記載があるもの</w:t>
+          <w:t xml:space="preserve">(2)　記載はあるが扱いが違うもの</w:t>
         </w:r>
         <w:r>
           <w:rPr>
@@ -452,17 +454,16 @@
         <w:tabs>
           <w:tab w:pos="9638" w:val="right" w:leader="dot"/>
         </w:tabs>
-        <w:spacing w:before="20" w:after="20" w:line="252" w:lineRule="auto"/>
-        <w:ind w:left="0"/>
+        <w:spacing w:before="0" w:after="0" w:line="252" w:lineRule="auto"/>
+        <w:ind w:left="510"/>
       </w:pPr>
       <w:hyperlink w:anchor="_Toc_006">
         <w:r>
           <w:rPr>
             <w:rFonts w:ascii="BIZ UDPゴシック" w:hAnsi="BIZ UDPゴシック" w:eastAsia="BIZ UDPゴシック"/>
-            <w:b/>
-            <w:sz w:val="22"/>
+            <w:sz w:val="20"/>
           </w:rPr>
-          <w:t xml:space="preserve">2　対応の方針</w:t>
+          <w:t xml:space="preserve">(3)　相当する記載があるもの</w:t>
         </w:r>
         <w:r>
           <w:rPr>
@@ -495,7 +496,6 @@
         <w:r>
           <w:rPr>
             <w:rFonts w:ascii="BIZ UDPゴシック" w:hAnsi="BIZ UDPゴシック" w:eastAsia="BIZ UDPゴシック"/>
-            <w:b/>
             <w:sz w:val="20"/>
           </w:rPr>
           <w:t xml:space="preserve">－</w:t>
@@ -524,7 +524,7 @@
             <w:b/>
             <w:sz w:val="22"/>
           </w:rPr>
-          <w:t xml:space="preserve">3　組み替えた後の構成（案）</w:t>
+          <w:t xml:space="preserve">3　残っている項目と対応の方針</w:t>
         </w:r>
         <w:r>
           <w:rPr>
@@ -586,7 +586,7 @@
             <w:b/>
             <w:sz w:val="22"/>
           </w:rPr>
-          <w:t xml:space="preserve">4　町にご確認いただきたいこと</w:t>
+          <w:t xml:space="preserve">4　組み替えた後の構成</w:t>
         </w:r>
         <w:r>
           <w:rPr>
@@ -608,6 +608,68 @@
             <w:sz w:val="20"/>
           </w:rPr>
           <w:instrText xml:space="preserve"> PAGEREF _Toc_008 \h </w:instrText>
+        </w:r>
+        <w:r>
+          <w:rPr>
+            <w:rFonts w:ascii="BIZ UDPゴシック" w:hAnsi="BIZ UDPゴシック" w:eastAsia="BIZ UDPゴシック"/>
+            <w:sz w:val="20"/>
+          </w:rPr>
+          <w:fldChar w:fldCharType="separate"/>
+        </w:r>
+        <w:r>
+          <w:rPr>
+            <w:rFonts w:ascii="BIZ UDPゴシック" w:hAnsi="BIZ UDPゴシック" w:eastAsia="BIZ UDPゴシック"/>
+            <w:b/>
+            <w:sz w:val="20"/>
+          </w:rPr>
+          <w:t xml:space="preserve">－</w:t>
+        </w:r>
+        <w:r>
+          <w:rPr>
+            <w:rFonts w:ascii="BIZ UDPゴシック" w:hAnsi="BIZ UDPゴシック" w:eastAsia="BIZ UDPゴシック"/>
+            <w:sz w:val="20"/>
+          </w:rPr>
+          <w:fldChar w:fldCharType="end"/>
+        </w:r>
+      </w:hyperlink>
+    </w:p>
+    <w:p>
+      <w:pPr>
+        <w:tabs>
+          <w:tab w:pos="9638" w:val="right" w:leader="dot"/>
+        </w:tabs>
+        <w:spacing w:before="20" w:after="20" w:line="252" w:lineRule="auto"/>
+        <w:ind w:left="0"/>
+      </w:pPr>
+      <w:hyperlink w:anchor="_Toc_009">
+        <w:r>
+          <w:rPr>
+            <w:rFonts w:ascii="BIZ UDPゴシック" w:hAnsi="BIZ UDPゴシック" w:eastAsia="BIZ UDPゴシック"/>
+            <w:b/>
+            <w:sz w:val="22"/>
+          </w:rPr>
+          <w:t xml:space="preserve">5　町にご確認いただきたいこと</w:t>
+        </w:r>
+        <w:r>
+          <w:rPr>
+            <w:rFonts w:ascii="BIZ UDPゴシック" w:hAnsi="BIZ UDPゴシック" w:eastAsia="BIZ UDPゴシック"/>
+            <w:sz w:val="20"/>
+          </w:rPr>
+          <w:tab/>
+        </w:r>
+        <w:r>
+          <w:rPr>
+            <w:rFonts w:ascii="BIZ UDPゴシック" w:hAnsi="BIZ UDPゴシック" w:eastAsia="BIZ UDPゴシック"/>
+            <w:sz w:val="20"/>
+          </w:rPr>
+          <w:fldChar w:fldCharType="begin"/>
+        </w:r>
+        <w:r>
+          <w:rPr>
+            <w:rFonts w:ascii="BIZ UDPゴシック" w:hAnsi="BIZ UDPゴシック" w:eastAsia="BIZ UDPゴシック"/>
+            <w:sz w:val="20"/>
+          </w:rPr>
+          <w:instrText xml:space="preserve"> PAGEREF _Toc_009 \h </w:instrText>
         </w:r>
         <w:r>
           <w:rPr>
@@ -925,7 +987,7 @@
                 <w:i w:val="0"/>
                 <w:sz w:val="22"/>
               </w:rPr>
-              <w:t>10件</w:t>
+              <w:t>11件</w:t>
             </w:r>
           </w:p>
         </w:tc>
@@ -1105,7 +1167,7 @@
                 <w:i w:val="0"/>
                 <w:sz w:val="22"/>
               </w:rPr>
-              <w:t>43件</w:t>
+              <w:t>44件</w:t>
             </w:r>
           </w:p>
         </w:tc>
@@ -1115,6 +1177,34 @@
       <w:pPr>
         <w:spacing w:after="40"/>
       </w:pPr>
+    </w:p>
+    <w:p>
+      <w:pPr>
+        <w:spacing w:before="60" w:after="60"/>
+      </w:pPr>
+    </w:p>
+    <w:p>
+      <w:pPr>
+        <w:spacing w:before="60" w:after="60"/>
+      </w:pPr>
+      <w:r>
+        <w:rPr>
+          <w:rFonts w:ascii="BIZ UDPゴシック" w:hAnsi="BIZ UDPゴシック" w:eastAsia="BIZ UDPゴシック"/>
+          <w:b/>
+          <w:i w:val="0"/>
+          <w:sz w:val="24"/>
+        </w:rPr>
+        <w:t>このうち16件は、素案（第7版）で対応しました。</w:t>
+      </w:r>
+      <w:r>
+        <w:rPr>
+          <w:rFonts w:ascii="BIZ UDPゴシック" w:hAnsi="BIZ UDPゴシック" w:eastAsia="BIZ UDPゴシック"/>
+          <w:b w:val="0"/>
+          <w:i w:val="0"/>
+          <w:sz w:val="24"/>
+        </w:rPr>
+        <w:t>対応した内容は第2章に、残っているものは第3章に示します。</w:t>
+      </w:r>
     </w:p>
     <w:p>
       <w:pPr>
@@ -1130,27 +1220,9 @@
           <w:color w:val="2E74B5"/>
           <w:sz w:val="32"/>
         </w:rPr>
-        <w:t>1　対比の結果</w:t>
+        <w:t>1　素案（第7版）で対応した項目</w:t>
       </w:r>
       <w:bookmarkEnd w:id="102"/>
-    </w:p>
-    <w:p>
-      <w:pPr>
-        <w:keepNext/>
-        <w:spacing w:before="280" w:after="120"/>
-      </w:pPr>
-      <w:bookmarkStart w:id="103" w:name="_Toc_003"/>
-      <w:r>
-        <w:rPr>
-          <w:rFonts w:ascii="BIZ UDPゴシック" w:hAnsi="BIZ UDPゴシック" w:eastAsia="BIZ UDPゴシック"/>
-          <w:b/>
-          <w:i w:val="0"/>
-          <w:color w:val="2E74B5"/>
-          <w:sz w:val="28"/>
-        </w:rPr>
-        <w:t>(1)　記載がないもの</w:t>
-      </w:r>
-      <w:bookmarkEnd w:id="103"/>
     </w:p>
     <w:tbl>
       <w:tblPr>
@@ -1172,14 +1244,13 @@
         </w:tblCellMar>
       </w:tblPr>
       <w:tblGrid>
-        <w:gridCol w:w="2749"/>
-        <w:gridCol w:w="5425"/>
-        <w:gridCol w:w="1465"/>
+        <w:gridCol w:w="4891"/>
+        <w:gridCol w:w="4747"/>
       </w:tblGrid>
       <w:tr>
         <w:tc>
           <w:tcPr>
-            <w:tcW w:type="dxa" w:w="2749"/>
+            <w:tcW w:type="dxa" w:w="4891"/>
             <w:shd w:val="clear" w:fill="1F3864"/>
             <w:vAlign w:val="center"/>
           </w:tcPr>
@@ -1202,7 +1273,7 @@
         </w:tc>
         <w:tc>
           <w:tcPr>
-            <w:tcW w:type="dxa" w:w="5425"/>
+            <w:tcW w:type="dxa" w:w="4747"/>
             <w:shd w:val="clear" w:fill="1F3864"/>
             <w:vAlign w:val="center"/>
           </w:tcPr>
@@ -1219,30 +1290,7 @@
                 <w:color w:val="FFFFFF"/>
                 <w:sz w:val="22"/>
               </w:rPr>
-              <w:t>内容</w:t>
-            </w:r>
-          </w:p>
-        </w:tc>
-        <w:tc>
-          <w:tcPr>
-            <w:tcW w:type="dxa" w:w="1465"/>
-            <w:shd w:val="clear" w:fill="1F3864"/>
-            <w:vAlign w:val="center"/>
-          </w:tcPr>
-          <w:p>
-            <w:pPr>
-              <w:spacing w:before="20" w:after="20"/>
-              <w:jc w:val="center"/>
-            </w:pPr>
-            <w:r>
-              <w:rPr>
-                <w:rFonts w:ascii="BIZ UDPゴシック" w:hAnsi="BIZ UDPゴシック" w:eastAsia="BIZ UDPゴシック"/>
-                <w:b/>
-                <w:i w:val="0"/>
-                <w:color w:val="FFFFFF"/>
-                <w:sz w:val="22"/>
-              </w:rPr>
-              <w:t>本町の状態</w:t>
+              <w:t>素案での対応箇所</w:t>
             </w:r>
           </w:p>
         </w:tc>
@@ -1250,7 +1298,27 @@
       <w:tr>
         <w:tc>
           <w:tcPr>
-            <w:tcW w:type="dxa" w:w="2749"/>
+            <w:tcW w:type="dxa" w:w="4891"/>
+            <w:vAlign w:val="center"/>
+          </w:tcPr>
+          <w:p>
+            <w:pPr>
+              <w:spacing w:before="20" w:after="20"/>
+            </w:pPr>
+            <w:r>
+              <w:rPr>
+                <w:rFonts w:ascii="BIZ UDPゴシック" w:hAnsi="BIZ UDPゴシック" w:eastAsia="BIZ UDPゴシック"/>
+                <w:b w:val="0"/>
+                <w:i w:val="0"/>
+                <w:sz w:val="22"/>
+              </w:rPr>
+              <w:t>第1章　計画策定の意義　第3節　計画策定の視点</w:t>
+            </w:r>
+          </w:p>
+        </w:tc>
+        <w:tc>
+          <w:tcPr>
+            <w:tcW w:type="dxa" w:w="4747"/>
             <w:vAlign w:val="center"/>
           </w:tcPr>
           <w:p>
@@ -1264,66 +1332,7 @@
                 <w:i w:val="0"/>
                 <w:sz w:val="22"/>
               </w:rPr>
-              <w:t>第1章　計画策定の意義</w:t>
-            </w:r>
-            <w:r>
-              <w:rPr>
-                <w:rFonts w:ascii="BIZ UDPゴシック" w:hAnsi="BIZ UDPゴシック" w:eastAsia="BIZ UDPゴシック"/>
-                <w:b w:val="0"/>
-                <w:i w:val="0"/>
-                <w:sz w:val="22"/>
-              </w:rPr>
-              <w:br/>
-              <w:t>第3節　計画策定の視点</w:t>
-            </w:r>
-          </w:p>
-        </w:tc>
-        <w:tc>
-          <w:tcPr>
-            <w:tcW w:type="dxa" w:w="5425"/>
-            <w:vAlign w:val="center"/>
-          </w:tcPr>
-          <w:p>
-            <w:pPr>
-              <w:spacing w:before="20" w:after="20"/>
-            </w:pPr>
-            <w:r>
-              <w:rPr>
-                <w:rFonts w:ascii="BIZ UDPゴシック" w:hAnsi="BIZ UDPゴシック" w:eastAsia="BIZ UDPゴシック"/>
-                <w:b/>
-                <w:i w:val="0"/>
-                <w:sz w:val="22"/>
-              </w:rPr>
-              <w:t>計画を貫く視点を先に示す節。</w:t>
-            </w:r>
-            <w:r>
-              <w:rPr>
-                <w:rFonts w:ascii="BIZ UDPゴシック" w:hAnsi="BIZ UDPゴシック" w:eastAsia="BIZ UDPゴシック"/>
-                <w:b w:val="0"/>
-                <w:i w:val="0"/>
-                <w:sz w:val="22"/>
-              </w:rPr>
-              <w:t>他団体は7つの視点（中長期の時間軸／地域軸／需要と供給の分離／供給の空白の可視化／本人・家族の生活成果／活動と成果の対応／実行可能性）を掲げている。本町の素案は個別の施策には書いているが、冒頭でまとめて示していない</w:t>
-            </w:r>
-          </w:p>
-        </w:tc>
-        <w:tc>
-          <w:tcPr>
-            <w:tcW w:type="dxa" w:w="1465"/>
-            <w:vAlign w:val="center"/>
-          </w:tcPr>
-          <w:p>
-            <w:pPr>
-              <w:spacing w:before="20" w:after="20"/>
-            </w:pPr>
-            <w:r>
-              <w:rPr>
-                <w:rFonts w:ascii="BIZ UDPゴシック" w:hAnsi="BIZ UDPゴシック" w:eastAsia="BIZ UDPゴシック"/>
-                <w:b/>
-                <w:i w:val="0"/>
-                <w:sz w:val="22"/>
-              </w:rPr>
-              <w:t>記載なし</w:t>
+              <w:t>第1章4　計画策定の視点（6つの視点）</w:t>
             </w:r>
           </w:p>
         </w:tc>
@@ -1331,7 +1340,27 @@
       <w:tr>
         <w:tc>
           <w:tcPr>
-            <w:tcW w:type="dxa" w:w="2749"/>
+            <w:tcW w:type="dxa" w:w="4891"/>
+            <w:vAlign w:val="center"/>
+          </w:tcPr>
+          <w:p>
+            <w:pPr>
+              <w:spacing w:before="20" w:after="20"/>
+            </w:pPr>
+            <w:r>
+              <w:rPr>
+                <w:rFonts w:ascii="BIZ UDPゴシック" w:hAnsi="BIZ UDPゴシック" w:eastAsia="BIZ UDPゴシック"/>
+                <w:b w:val="0"/>
+                <w:i w:val="0"/>
+                <w:sz w:val="22"/>
+              </w:rPr>
+              <w:t>第1章　計画策定の意義　第6節　計画の進行管理・推進体制</w:t>
+            </w:r>
+          </w:p>
+        </w:tc>
+        <w:tc>
+          <w:tcPr>
+            <w:tcW w:type="dxa" w:w="4747"/>
             <w:vAlign w:val="center"/>
           </w:tcPr>
           <w:p>
@@ -1345,66 +1374,7 @@
                 <w:i w:val="0"/>
                 <w:sz w:val="22"/>
               </w:rPr>
-              <w:t>第2章　高齢者及び介護保険の状況</w:t>
-            </w:r>
-            <w:r>
-              <w:rPr>
-                <w:rFonts w:ascii="BIZ UDPゴシック" w:hAnsi="BIZ UDPゴシック" w:eastAsia="BIZ UDPゴシック"/>
-                <w:b w:val="0"/>
-                <w:i w:val="0"/>
-                <w:sz w:val="22"/>
-              </w:rPr>
-              <w:br/>
-              <w:t>第6節　介護事業所の現状</w:t>
-            </w:r>
-          </w:p>
-        </w:tc>
-        <w:tc>
-          <w:tcPr>
-            <w:tcW w:type="dxa" w:w="5425"/>
-            <w:vAlign w:val="center"/>
-          </w:tcPr>
-          <w:p>
-            <w:pPr>
-              <w:spacing w:before="20" w:after="20"/>
-            </w:pPr>
-            <w:r>
-              <w:rPr>
-                <w:rFonts w:ascii="BIZ UDPゴシック" w:hAnsi="BIZ UDPゴシック" w:eastAsia="BIZ UDPゴシック"/>
-                <w:b/>
-                <w:i w:val="0"/>
-                <w:sz w:val="22"/>
-              </w:rPr>
-              <w:t>事業所調査（介護人材実態調査）の結果を載せる節。</w:t>
-            </w:r>
-            <w:r>
-              <w:rPr>
-                <w:rFonts w:ascii="BIZ UDPゴシック" w:hAnsi="BIZ UDPゴシック" w:eastAsia="BIZ UDPゴシック"/>
-                <w:b w:val="0"/>
-                <w:i w:val="0"/>
-                <w:sz w:val="22"/>
-              </w:rPr>
-              <w:t>本町は事業所調査を実施していない。第4章 基本目標2⑥ で人材の供給制約を扱っているが、事業所側の実態（受入可否・休廃止意向・従事者の充足）は把握していない</w:t>
-            </w:r>
-          </w:p>
-        </w:tc>
-        <w:tc>
-          <w:tcPr>
-            <w:tcW w:type="dxa" w:w="1465"/>
-            <w:vAlign w:val="center"/>
-          </w:tcPr>
-          <w:p>
-            <w:pPr>
-              <w:spacing w:before="20" w:after="20"/>
-            </w:pPr>
-            <w:r>
-              <w:rPr>
-                <w:rFonts w:ascii="BIZ UDPゴシック" w:hAnsi="BIZ UDPゴシック" w:eastAsia="BIZ UDPゴシック"/>
-                <w:b/>
-                <w:i w:val="0"/>
-                <w:sz w:val="22"/>
-              </w:rPr>
-              <w:t>記載なし</w:t>
+              <w:t>第1章6　計画の進行管理・推進体制（評価の3層・推進体制・点検項目）</w:t>
             </w:r>
           </w:p>
         </w:tc>
@@ -1412,7 +1382,27 @@
       <w:tr>
         <w:tc>
           <w:tcPr>
-            <w:tcW w:type="dxa" w:w="2749"/>
+            <w:tcW w:type="dxa" w:w="4891"/>
+            <w:vAlign w:val="center"/>
+          </w:tcPr>
+          <w:p>
+            <w:pPr>
+              <w:spacing w:before="20" w:after="20"/>
+            </w:pPr>
+            <w:r>
+              <w:rPr>
+                <w:rFonts w:ascii="BIZ UDPゴシック" w:hAnsi="BIZ UDPゴシック" w:eastAsia="BIZ UDPゴシック"/>
+                <w:b w:val="0"/>
+                <w:i w:val="0"/>
+                <w:sz w:val="22"/>
+              </w:rPr>
+              <w:t>第1章　計画策定の意義　第7節　日常生活圏域の設定</w:t>
+            </w:r>
+          </w:p>
+        </w:tc>
+        <w:tc>
+          <w:tcPr>
+            <w:tcW w:type="dxa" w:w="4747"/>
             <w:vAlign w:val="center"/>
           </w:tcPr>
           <w:p>
@@ -1426,75 +1416,7 @@
                 <w:i w:val="0"/>
                 <w:sz w:val="22"/>
               </w:rPr>
-              <w:t>第3章　第9期計画の実施状況と評価</w:t>
-            </w:r>
-            <w:r>
-              <w:rPr>
-                <w:rFonts w:ascii="BIZ UDPゴシック" w:hAnsi="BIZ UDPゴシック" w:eastAsia="BIZ UDPゴシック"/>
-                <w:b w:val="0"/>
-                <w:i w:val="0"/>
-                <w:sz w:val="22"/>
-              </w:rPr>
-              <w:br/>
-              <w:t>第1節　第9期計画の基本目標</w:t>
-            </w:r>
-          </w:p>
-        </w:tc>
-        <w:tc>
-          <w:tcPr>
-            <w:tcW w:type="dxa" w:w="5425"/>
-            <w:vAlign w:val="center"/>
-          </w:tcPr>
-          <w:p>
-            <w:pPr>
-              <w:spacing w:before="20" w:after="20"/>
-            </w:pPr>
-            <w:r>
-              <w:rPr>
-                <w:rFonts w:ascii="BIZ UDPゴシック" w:hAnsi="BIZ UDPゴシック" w:eastAsia="BIZ UDPゴシック"/>
-                <w:b/>
-                <w:i w:val="0"/>
-                <w:sz w:val="22"/>
-              </w:rPr>
-              <w:t>章そのものが無い。</w:t>
-            </w:r>
-            <w:r>
-              <w:rPr>
-                <w:rFonts w:ascii="BIZ UDPゴシック" w:hAnsi="BIZ UDPゴシック" w:eastAsia="BIZ UDPゴシック"/>
-                <w:b w:val="0"/>
-                <w:i w:val="0"/>
-                <w:sz w:val="22"/>
-              </w:rPr>
-              <w:t>第9期の評価は協議会資料「第9期計画の評価及び令和7年度調査結果の整理」に書いているが、</w:t>
-            </w:r>
-            <w:r>
-              <w:rPr>
-                <w:rFonts w:ascii="BIZ UDPゴシック" w:hAnsi="BIZ UDPゴシック" w:eastAsia="BIZ UDPゴシック"/>
-                <w:b/>
-                <w:i w:val="0"/>
-                <w:sz w:val="22"/>
-              </w:rPr>
-              <w:t>計画本文に評価の章を置いていない</w:t>
-            </w:r>
-          </w:p>
-        </w:tc>
-        <w:tc>
-          <w:tcPr>
-            <w:tcW w:type="dxa" w:w="1465"/>
-            <w:vAlign w:val="center"/>
-          </w:tcPr>
-          <w:p>
-            <w:pPr>
-              <w:spacing w:before="20" w:after="20"/>
-            </w:pPr>
-            <w:r>
-              <w:rPr>
-                <w:rFonts w:ascii="BIZ UDPゴシック" w:hAnsi="BIZ UDPゴシック" w:eastAsia="BIZ UDPゴシック"/>
-                <w:b/>
-                <w:i w:val="0"/>
-                <w:sz w:val="22"/>
-              </w:rPr>
-              <w:t>記載なし</w:t>
+              <w:t>第1章5　日常生活圏域の設定（4つの条件と判断）</w:t>
             </w:r>
           </w:p>
         </w:tc>
@@ -1502,7 +1424,27 @@
       <w:tr>
         <w:tc>
           <w:tcPr>
-            <w:tcW w:type="dxa" w:w="2749"/>
+            <w:tcW w:type="dxa" w:w="4891"/>
+            <w:vAlign w:val="center"/>
+          </w:tcPr>
+          <w:p>
+            <w:pPr>
+              <w:spacing w:before="20" w:after="20"/>
+            </w:pPr>
+            <w:r>
+              <w:rPr>
+                <w:rFonts w:ascii="BIZ UDPゴシック" w:hAnsi="BIZ UDPゴシック" w:eastAsia="BIZ UDPゴシック"/>
+                <w:b w:val="0"/>
+                <w:i w:val="0"/>
+                <w:sz w:val="22"/>
+              </w:rPr>
+              <w:t>第3章　第9期計画の実施状況と評価　第1節　第9期計画の基本目標</w:t>
+            </w:r>
+          </w:p>
+        </w:tc>
+        <w:tc>
+          <w:tcPr>
+            <w:tcW w:type="dxa" w:w="4747"/>
             <w:vAlign w:val="center"/>
           </w:tcPr>
           <w:p>
@@ -1516,57 +1458,7 @@
                 <w:i w:val="0"/>
                 <w:sz w:val="22"/>
               </w:rPr>
-              <w:t>第3章　第9期計画の実施状況と評価</w:t>
-            </w:r>
-            <w:r>
-              <w:rPr>
-                <w:rFonts w:ascii="BIZ UDPゴシック" w:hAnsi="BIZ UDPゴシック" w:eastAsia="BIZ UDPゴシック"/>
-                <w:b w:val="0"/>
-                <w:i w:val="0"/>
-                <w:sz w:val="22"/>
-              </w:rPr>
-              <w:br/>
-              <w:t>第2節　地域支援事業の実績</w:t>
-            </w:r>
-          </w:p>
-        </w:tc>
-        <w:tc>
-          <w:tcPr>
-            <w:tcW w:type="dxa" w:w="5425"/>
-            <w:vAlign w:val="center"/>
-          </w:tcPr>
-          <w:p>
-            <w:pPr>
-              <w:spacing w:before="20" w:after="20"/>
-            </w:pPr>
-            <w:r>
-              <w:rPr>
-                <w:rFonts w:ascii="BIZ UDPゴシック" w:hAnsi="BIZ UDPゴシック" w:eastAsia="BIZ UDPゴシック"/>
-                <w:b w:val="0"/>
-                <w:i w:val="0"/>
-                <w:sz w:val="22"/>
-              </w:rPr>
-              <w:t>同上</w:t>
-            </w:r>
-          </w:p>
-        </w:tc>
-        <w:tc>
-          <w:tcPr>
-            <w:tcW w:type="dxa" w:w="1465"/>
-            <w:vAlign w:val="center"/>
-          </w:tcPr>
-          <w:p>
-            <w:pPr>
-              <w:spacing w:before="20" w:after="20"/>
-            </w:pPr>
-            <w:r>
-              <w:rPr>
-                <w:rFonts w:ascii="BIZ UDPゴシック" w:hAnsi="BIZ UDPゴシック" w:eastAsia="BIZ UDPゴシック"/>
-                <w:b/>
-                <w:i w:val="0"/>
-                <w:sz w:val="22"/>
-              </w:rPr>
-              <w:t>記載なし</w:t>
+              <w:t>第3章1　第9期計画の基本目標と達成状況</w:t>
             </w:r>
           </w:p>
         </w:tc>
@@ -1574,7 +1466,27 @@
       <w:tr>
         <w:tc>
           <w:tcPr>
-            <w:tcW w:type="dxa" w:w="2749"/>
+            <w:tcW w:type="dxa" w:w="4891"/>
+            <w:vAlign w:val="center"/>
+          </w:tcPr>
+          <w:p>
+            <w:pPr>
+              <w:spacing w:before="20" w:after="20"/>
+            </w:pPr>
+            <w:r>
+              <w:rPr>
+                <w:rFonts w:ascii="BIZ UDPゴシック" w:hAnsi="BIZ UDPゴシック" w:eastAsia="BIZ UDPゴシック"/>
+                <w:b w:val="0"/>
+                <w:i w:val="0"/>
+                <w:sz w:val="22"/>
+              </w:rPr>
+              <w:t>第3章　第9期計画の実施状況と評価　第2節　地域支援事業の実績</w:t>
+            </w:r>
+          </w:p>
+        </w:tc>
+        <w:tc>
+          <w:tcPr>
+            <w:tcW w:type="dxa" w:w="4747"/>
             <w:vAlign w:val="center"/>
           </w:tcPr>
           <w:p>
@@ -1588,66 +1500,7 @@
                 <w:i w:val="0"/>
                 <w:sz w:val="22"/>
               </w:rPr>
-              <w:t>第3章　第9期計画の実施状況と評価</w:t>
-            </w:r>
-            <w:r>
-              <w:rPr>
-                <w:rFonts w:ascii="BIZ UDPゴシック" w:hAnsi="BIZ UDPゴシック" w:eastAsia="BIZ UDPゴシック"/>
-                <w:b w:val="0"/>
-                <w:i w:val="0"/>
-                <w:sz w:val="22"/>
-              </w:rPr>
-              <w:br/>
-              <w:t>第3節　介護保険事業の実績</w:t>
-            </w:r>
-          </w:p>
-        </w:tc>
-        <w:tc>
-          <w:tcPr>
-            <w:tcW w:type="dxa" w:w="5425"/>
-            <w:vAlign w:val="center"/>
-          </w:tcPr>
-          <w:p>
-            <w:pPr>
-              <w:spacing w:before="20" w:after="20"/>
-            </w:pPr>
-            <w:r>
-              <w:rPr>
-                <w:rFonts w:ascii="BIZ UDPゴシック" w:hAnsi="BIZ UDPゴシック" w:eastAsia="BIZ UDPゴシック"/>
-                <w:b w:val="0"/>
-                <w:i w:val="0"/>
-                <w:sz w:val="22"/>
-              </w:rPr>
-              <w:t>同上。</w:t>
-            </w:r>
-            <w:r>
-              <w:rPr>
-                <w:rFonts w:ascii="BIZ UDPゴシック" w:hAnsi="BIZ UDPゴシック" w:eastAsia="BIZ UDPゴシック"/>
-                <w:b/>
-                <w:i w:val="0"/>
-                <w:sz w:val="22"/>
-              </w:rPr>
-              <w:t>計画値と実績値の対比、乖離が大きいサービスの説明は別途「第9期計画の見込みと実績の対比」にある</w:t>
-            </w:r>
-          </w:p>
-        </w:tc>
-        <w:tc>
-          <w:tcPr>
-            <w:tcW w:type="dxa" w:w="1465"/>
-            <w:vAlign w:val="center"/>
-          </w:tcPr>
-          <w:p>
-            <w:pPr>
-              <w:spacing w:before="20" w:after="20"/>
-            </w:pPr>
-            <w:r>
-              <w:rPr>
-                <w:rFonts w:ascii="BIZ UDPゴシック" w:hAnsi="BIZ UDPゴシック" w:eastAsia="BIZ UDPゴシック"/>
-                <w:b/>
-                <w:i w:val="0"/>
-                <w:sz w:val="22"/>
-              </w:rPr>
-              <w:t>記載なし</w:t>
+              <w:t>第3章2　地域支援事業の実績</w:t>
             </w:r>
           </w:p>
         </w:tc>
@@ -1655,7 +1508,27 @@
       <w:tr>
         <w:tc>
           <w:tcPr>
-            <w:tcW w:type="dxa" w:w="2749"/>
+            <w:tcW w:type="dxa" w:w="4891"/>
+            <w:vAlign w:val="center"/>
+          </w:tcPr>
+          <w:p>
+            <w:pPr>
+              <w:spacing w:before="20" w:after="20"/>
+            </w:pPr>
+            <w:r>
+              <w:rPr>
+                <w:rFonts w:ascii="BIZ UDPゴシック" w:hAnsi="BIZ UDPゴシック" w:eastAsia="BIZ UDPゴシック"/>
+                <w:b w:val="0"/>
+                <w:i w:val="0"/>
+                <w:sz w:val="22"/>
+              </w:rPr>
+              <w:t>第3章　第9期計画の実施状況と評価　第3節　介護保険事業の実績</w:t>
+            </w:r>
+          </w:p>
+        </w:tc>
+        <w:tc>
+          <w:tcPr>
+            <w:tcW w:type="dxa" w:w="4747"/>
             <w:vAlign w:val="center"/>
           </w:tcPr>
           <w:p>
@@ -1669,75 +1542,7 @@
                 <w:i w:val="0"/>
                 <w:sz w:val="22"/>
               </w:rPr>
-              <w:t>第5章　施策の展開</w:t>
-            </w:r>
-            <w:r>
-              <w:rPr>
-                <w:rFonts w:ascii="BIZ UDPゴシック" w:hAnsi="BIZ UDPゴシック" w:eastAsia="BIZ UDPゴシック"/>
-                <w:b w:val="0"/>
-                <w:i w:val="0"/>
-                <w:sz w:val="22"/>
-              </w:rPr>
-              <w:br/>
-              <w:t>（2）関連データ</w:t>
-            </w:r>
-          </w:p>
-        </w:tc>
-        <w:tc>
-          <w:tcPr>
-            <w:tcW w:type="dxa" w:w="5425"/>
-            <w:vAlign w:val="center"/>
-          </w:tcPr>
-          <w:p>
-            <w:pPr>
-              <w:spacing w:before="20" w:after="20"/>
-            </w:pPr>
-            <w:r>
-              <w:rPr>
-                <w:rFonts w:ascii="BIZ UDPゴシック" w:hAnsi="BIZ UDPゴシック" w:eastAsia="BIZ UDPゴシック"/>
-                <w:b/>
-                <w:i w:val="0"/>
-                <w:sz w:val="22"/>
-              </w:rPr>
-              <w:t>他団体は施策ごとに根拠データの表を置いている。</w:t>
-            </w:r>
-            <w:r>
-              <w:rPr>
-                <w:rFonts w:ascii="BIZ UDPゴシック" w:hAnsi="BIZ UDPゴシック" w:eastAsia="BIZ UDPゴシック"/>
-                <w:b w:val="0"/>
-                <w:i w:val="0"/>
-                <w:sz w:val="22"/>
-              </w:rPr>
-              <w:t>本町は本文中に数値を書いているが、</w:t>
-            </w:r>
-            <w:r>
-              <w:rPr>
-                <w:rFonts w:ascii="BIZ UDPゴシック" w:hAnsi="BIZ UDPゴシック" w:eastAsia="BIZ UDPゴシック"/>
-                <w:b/>
-                <w:i w:val="0"/>
-                <w:sz w:val="22"/>
-              </w:rPr>
-              <w:t>施策ごとにデータを一覧にしていない</w:t>
-            </w:r>
-          </w:p>
-        </w:tc>
-        <w:tc>
-          <w:tcPr>
-            <w:tcW w:type="dxa" w:w="1465"/>
-            <w:vAlign w:val="center"/>
-          </w:tcPr>
-          <w:p>
-            <w:pPr>
-              <w:spacing w:before="20" w:after="20"/>
-            </w:pPr>
-            <w:r>
-              <w:rPr>
-                <w:rFonts w:ascii="BIZ UDPゴシック" w:hAnsi="BIZ UDPゴシック" w:eastAsia="BIZ UDPゴシック"/>
-                <w:b/>
-                <w:i w:val="0"/>
-                <w:sz w:val="22"/>
-              </w:rPr>
-              <w:t>記載なし</w:t>
+              <w:t>第3章3　介護保険事業の実績</w:t>
             </w:r>
           </w:p>
         </w:tc>
@@ -1745,7 +1550,27 @@
       <w:tr>
         <w:tc>
           <w:tcPr>
-            <w:tcW w:type="dxa" w:w="2749"/>
+            <w:tcW w:type="dxa" w:w="4891"/>
+            <w:vAlign w:val="center"/>
+          </w:tcPr>
+          <w:p>
+            <w:pPr>
+              <w:spacing w:before="20" w:after="20"/>
+            </w:pPr>
+            <w:r>
+              <w:rPr>
+                <w:rFonts w:ascii="BIZ UDPゴシック" w:hAnsi="BIZ UDPゴシック" w:eastAsia="BIZ UDPゴシック"/>
+                <w:b w:val="0"/>
+                <w:i w:val="0"/>
+                <w:sz w:val="22"/>
+              </w:rPr>
+              <w:t>第3章　第9期計画の実施状況と評価　第4節　第9期計画の評価と第10期への課題</w:t>
+            </w:r>
+          </w:p>
+        </w:tc>
+        <w:tc>
+          <w:tcPr>
+            <w:tcW w:type="dxa" w:w="4747"/>
             <w:vAlign w:val="center"/>
           </w:tcPr>
           <w:p>
@@ -1759,66 +1584,7 @@
                 <w:i w:val="0"/>
                 <w:sz w:val="22"/>
               </w:rPr>
-              <w:t>第6章　介護保険事業等の見込み</w:t>
-            </w:r>
-            <w:r>
-              <w:rPr>
-                <w:rFonts w:ascii="BIZ UDPゴシック" w:hAnsi="BIZ UDPゴシック" w:eastAsia="BIZ UDPゴシック"/>
-                <w:b w:val="0"/>
-                <w:i w:val="0"/>
-                <w:sz w:val="22"/>
-              </w:rPr>
-              <w:br/>
-              <w:t>第5節　介護施設整備に係る基本方針</w:t>
-            </w:r>
-          </w:p>
-        </w:tc>
-        <w:tc>
-          <w:tcPr>
-            <w:tcW w:type="dxa" w:w="5425"/>
-            <w:vAlign w:val="center"/>
-          </w:tcPr>
-          <w:p>
-            <w:pPr>
-              <w:spacing w:before="20" w:after="20"/>
-            </w:pPr>
-            <w:r>
-              <w:rPr>
-                <w:rFonts w:ascii="BIZ UDPゴシック" w:hAnsi="BIZ UDPゴシック" w:eastAsia="BIZ UDPゴシック"/>
-                <w:b/>
-                <w:i w:val="0"/>
-                <w:sz w:val="22"/>
-              </w:rPr>
-              <w:t>整備の判断基準を示す節。</w:t>
-            </w:r>
-            <w:r>
-              <w:rPr>
-                <w:rFonts w:ascii="BIZ UDPゴシック" w:hAnsi="BIZ UDPゴシック" w:eastAsia="BIZ UDPゴシック"/>
-                <w:b w:val="0"/>
-                <w:i w:val="0"/>
-                <w:sz w:val="22"/>
-              </w:rPr>
-              <w:t>既存資源／供給の空白／供給制約／広域調整／医療との整合の5つの観点で、「整備しない」という判断も明示的な選択として書く形。本町は整備の判断基準を書いていない</w:t>
-            </w:r>
-          </w:p>
-        </w:tc>
-        <w:tc>
-          <w:tcPr>
-            <w:tcW w:type="dxa" w:w="1465"/>
-            <w:vAlign w:val="center"/>
-          </w:tcPr>
-          <w:p>
-            <w:pPr>
-              <w:spacing w:before="20" w:after="20"/>
-            </w:pPr>
-            <w:r>
-              <w:rPr>
-                <w:rFonts w:ascii="BIZ UDPゴシック" w:hAnsi="BIZ UDPゴシック" w:eastAsia="BIZ UDPゴシック"/>
-                <w:b/>
-                <w:i w:val="0"/>
-                <w:sz w:val="22"/>
-              </w:rPr>
-              <w:t>記載なし</w:t>
+              <w:t>第3章4　第9期の評価と第10期への課題</w:t>
             </w:r>
           </w:p>
         </w:tc>
@@ -1826,7 +1592,27 @@
       <w:tr>
         <w:tc>
           <w:tcPr>
-            <w:tcW w:type="dxa" w:w="2749"/>
+            <w:tcW w:type="dxa" w:w="4891"/>
+            <w:vAlign w:val="center"/>
+          </w:tcPr>
+          <w:p>
+            <w:pPr>
+              <w:spacing w:before="20" w:after="20"/>
+            </w:pPr>
+            <w:r>
+              <w:rPr>
+                <w:rFonts w:ascii="BIZ UDPゴシック" w:hAnsi="BIZ UDPゴシック" w:eastAsia="BIZ UDPゴシック"/>
+                <w:b w:val="0"/>
+                <w:i w:val="0"/>
+                <w:sz w:val="22"/>
+              </w:rPr>
+              <w:t>第6章　介護保険事業等の見込み　第1節　要介護認定者数の見込み</w:t>
+            </w:r>
+          </w:p>
+        </w:tc>
+        <w:tc>
+          <w:tcPr>
+            <w:tcW w:type="dxa" w:w="4747"/>
             <w:vAlign w:val="center"/>
           </w:tcPr>
           <w:p>
@@ -1840,75 +1626,7 @@
                 <w:i w:val="0"/>
                 <w:sz w:val="22"/>
               </w:rPr>
-              <w:t>第6章　介護保険事業等の見込み</w:t>
-            </w:r>
-            <w:r>
-              <w:rPr>
-                <w:rFonts w:ascii="BIZ UDPゴシック" w:hAnsi="BIZ UDPゴシック" w:eastAsia="BIZ UDPゴシック"/>
-                <w:b w:val="0"/>
-                <w:i w:val="0"/>
-                <w:sz w:val="22"/>
-              </w:rPr>
-              <w:br/>
-              <w:t>第7節　低所得者支援</w:t>
-            </w:r>
-          </w:p>
-        </w:tc>
-        <w:tc>
-          <w:tcPr>
-            <w:tcW w:type="dxa" w:w="5425"/>
-            <w:vAlign w:val="center"/>
-          </w:tcPr>
-          <w:p>
-            <w:pPr>
-              <w:spacing w:before="20" w:after="20"/>
-            </w:pPr>
-            <w:r>
-              <w:rPr>
-                <w:rFonts w:ascii="BIZ UDPゴシック" w:hAnsi="BIZ UDPゴシック" w:eastAsia="BIZ UDPゴシック"/>
-                <w:b/>
-                <w:i w:val="0"/>
-                <w:sz w:val="22"/>
-              </w:rPr>
-              <w:t>保険料公費軽減・高額介護サービス費・負担限度額認定・社会福祉法人等軽減・納付相談をまとめる節。</w:t>
-            </w:r>
-            <w:r>
-              <w:rPr>
-                <w:rFonts w:ascii="BIZ UDPゴシック" w:hAnsi="BIZ UDPゴシック" w:eastAsia="BIZ UDPゴシック"/>
-                <w:b w:val="0"/>
-                <w:i w:val="0"/>
-                <w:sz w:val="22"/>
-              </w:rPr>
-              <w:t>本町は所得段階別保険料率の表に軽減後の乗率を載せているが、</w:t>
-            </w:r>
-            <w:r>
-              <w:rPr>
-                <w:rFonts w:ascii="BIZ UDPゴシック" w:hAnsi="BIZ UDPゴシック" w:eastAsia="BIZ UDPゴシック"/>
-                <w:b/>
-                <w:i w:val="0"/>
-                <w:sz w:val="22"/>
-              </w:rPr>
-              <w:t>軽減制度そのものの周知・運用を書いていない</w:t>
-            </w:r>
-          </w:p>
-        </w:tc>
-        <w:tc>
-          <w:tcPr>
-            <w:tcW w:type="dxa" w:w="1465"/>
-            <w:vAlign w:val="center"/>
-          </w:tcPr>
-          <w:p>
-            <w:pPr>
-              <w:spacing w:before="20" w:after="20"/>
-            </w:pPr>
-            <w:r>
-              <w:rPr>
-                <w:rFonts w:ascii="BIZ UDPゴシック" w:hAnsi="BIZ UDPゴシック" w:eastAsia="BIZ UDPゴシック"/>
-                <w:b/>
-                <w:i w:val="0"/>
-                <w:sz w:val="22"/>
-              </w:rPr>
-              <w:t>記載なし</w:t>
+              <w:t>第6章（独立した章にした）</w:t>
             </w:r>
           </w:p>
         </w:tc>
@@ -1916,7 +1634,27 @@
       <w:tr>
         <w:tc>
           <w:tcPr>
-            <w:tcW w:type="dxa" w:w="2749"/>
+            <w:tcW w:type="dxa" w:w="4891"/>
+            <w:vAlign w:val="center"/>
+          </w:tcPr>
+          <w:p>
+            <w:pPr>
+              <w:spacing w:before="20" w:after="20"/>
+            </w:pPr>
+            <w:r>
+              <w:rPr>
+                <w:rFonts w:ascii="BIZ UDPゴシック" w:hAnsi="BIZ UDPゴシック" w:eastAsia="BIZ UDPゴシック"/>
+                <w:b w:val="0"/>
+                <w:i w:val="0"/>
+                <w:sz w:val="22"/>
+              </w:rPr>
+              <w:t>第6章　介護保険事業等の見込み　第2節　介護給付等サービスの見込量</w:t>
+            </w:r>
+          </w:p>
+        </w:tc>
+        <w:tc>
+          <w:tcPr>
+            <w:tcW w:type="dxa" w:w="4747"/>
             <w:vAlign w:val="center"/>
           </w:tcPr>
           <w:p>
@@ -1930,93 +1668,7 @@
                 <w:i w:val="0"/>
                 <w:sz w:val="22"/>
               </w:rPr>
-              <w:t>資料編</w:t>
-            </w:r>
-            <w:r>
-              <w:rPr>
-                <w:rFonts w:ascii="BIZ UDPゴシック" w:hAnsi="BIZ UDPゴシック" w:eastAsia="BIZ UDPゴシック"/>
-                <w:b w:val="0"/>
-                <w:i w:val="0"/>
-                <w:sz w:val="22"/>
-              </w:rPr>
-              <w:br/>
-              <w:t>資料1　代表KPIの定義</w:t>
-            </w:r>
-          </w:p>
-        </w:tc>
-        <w:tc>
-          <w:tcPr>
-            <w:tcW w:type="dxa" w:w="5425"/>
-            <w:vAlign w:val="center"/>
-          </w:tcPr>
-          <w:p>
-            <w:pPr>
-              <w:spacing w:before="20" w:after="20"/>
-            </w:pPr>
-            <w:r>
-              <w:rPr>
-                <w:rFonts w:ascii="BIZ UDPゴシック" w:hAnsi="BIZ UDPゴシック" w:eastAsia="BIZ UDPゴシック"/>
-                <w:b/>
-                <w:i w:val="0"/>
-                <w:sz w:val="22"/>
-              </w:rPr>
-              <w:t>成果指標の定義・算式・基準時点・データ源を固定する資料。</w:t>
-            </w:r>
-            <w:r>
-              <w:rPr>
-                <w:rFonts w:ascii="BIZ UDPゴシック" w:hAnsi="BIZ UDPゴシック" w:eastAsia="BIZ UDPゴシック"/>
-                <w:b w:val="0"/>
-                <w:i w:val="0"/>
-                <w:sz w:val="22"/>
-              </w:rPr>
-              <w:t>本町は成果指標を第4章の表に書いているが、</w:t>
-            </w:r>
-            <w:r>
-              <w:rPr>
-                <w:rFonts w:ascii="BIZ UDPゴシック" w:hAnsi="BIZ UDPゴシック" w:eastAsia="BIZ UDPゴシック"/>
-                <w:b/>
-                <w:i w:val="0"/>
-                <w:sz w:val="22"/>
-              </w:rPr>
-              <w:t>定義書が無い</w:t>
-            </w:r>
-            <w:r>
-              <w:rPr>
-                <w:rFonts w:ascii="BIZ UDPゴシック" w:hAnsi="BIZ UDPゴシック" w:eastAsia="BIZ UDPゴシック"/>
-                <w:b w:val="0"/>
-                <w:i w:val="0"/>
-                <w:sz w:val="22"/>
-              </w:rPr>
-              <w:t>。</w:t>
-            </w:r>
-            <w:r>
-              <w:rPr>
-                <w:rFonts w:ascii="BIZ UDPゴシック" w:hAnsi="BIZ UDPゴシック" w:eastAsia="BIZ UDPゴシック"/>
-                <w:b/>
-                <w:i w:val="0"/>
-                <w:sz w:val="22"/>
-              </w:rPr>
-              <w:t>指標の定義が動くと年次評価が成り立たない</w:t>
-            </w:r>
-          </w:p>
-        </w:tc>
-        <w:tc>
-          <w:tcPr>
-            <w:tcW w:type="dxa" w:w="1465"/>
-            <w:vAlign w:val="center"/>
-          </w:tcPr>
-          <w:p>
-            <w:pPr>
-              <w:spacing w:before="20" w:after="20"/>
-            </w:pPr>
-            <w:r>
-              <w:rPr>
-                <w:rFonts w:ascii="BIZ UDPゴシック" w:hAnsi="BIZ UDPゴシック" w:eastAsia="BIZ UDPゴシック"/>
-                <w:b/>
-                <w:i w:val="0"/>
-                <w:sz w:val="22"/>
-              </w:rPr>
-              <w:t>記載なし</w:t>
+              <w:t>第6章（同上）</w:t>
             </w:r>
           </w:p>
         </w:tc>
@@ -2024,7 +1676,27 @@
       <w:tr>
         <w:tc>
           <w:tcPr>
-            <w:tcW w:type="dxa" w:w="2749"/>
+            <w:tcW w:type="dxa" w:w="4891"/>
+            <w:vAlign w:val="center"/>
+          </w:tcPr>
+          <w:p>
+            <w:pPr>
+              <w:spacing w:before="20" w:after="20"/>
+            </w:pPr>
+            <w:r>
+              <w:rPr>
+                <w:rFonts w:ascii="BIZ UDPゴシック" w:hAnsi="BIZ UDPゴシック" w:eastAsia="BIZ UDPゴシック"/>
+                <w:b w:val="0"/>
+                <w:i w:val="0"/>
+                <w:sz w:val="22"/>
+              </w:rPr>
+              <w:t>第6章　介護保険事業等の見込み　第3節　介護保険サービス事業費の見込み</w:t>
+            </w:r>
+          </w:p>
+        </w:tc>
+        <w:tc>
+          <w:tcPr>
+            <w:tcW w:type="dxa" w:w="4747"/>
             <w:vAlign w:val="center"/>
           </w:tcPr>
           <w:p>
@@ -2038,66 +1710,7 @@
                 <w:i w:val="0"/>
                 <w:sz w:val="22"/>
               </w:rPr>
-              <w:t>資料編</w:t>
-            </w:r>
-            <w:r>
-              <w:rPr>
-                <w:rFonts w:ascii="BIZ UDPゴシック" w:hAnsi="BIZ UDPゴシック" w:eastAsia="BIZ UDPゴシック"/>
-                <w:b w:val="0"/>
-                <w:i w:val="0"/>
-                <w:sz w:val="22"/>
-              </w:rPr>
-              <w:br/>
-              <w:t>資料3　年次評価スコアカード</w:t>
-            </w:r>
-          </w:p>
-        </w:tc>
-        <w:tc>
-          <w:tcPr>
-            <w:tcW w:type="dxa" w:w="5425"/>
-            <w:vAlign w:val="center"/>
-          </w:tcPr>
-          <w:p>
-            <w:pPr>
-              <w:spacing w:before="20" w:after="20"/>
-            </w:pPr>
-            <w:r>
-              <w:rPr>
-                <w:rFonts w:ascii="BIZ UDPゴシック" w:hAnsi="BIZ UDPゴシック" w:eastAsia="BIZ UDPゴシック"/>
-                <w:b/>
-                <w:i w:val="0"/>
-                <w:sz w:val="22"/>
-              </w:rPr>
-              <w:t>毎年度の評価を記入する様式。</w:t>
-            </w:r>
-            <w:r>
-              <w:rPr>
-                <w:rFonts w:ascii="BIZ UDPゴシック" w:hAnsi="BIZ UDPゴシック" w:eastAsia="BIZ UDPゴシック"/>
-                <w:b w:val="0"/>
-                <w:i w:val="0"/>
-                <w:sz w:val="22"/>
-              </w:rPr>
-              <w:t>本町は第5章2（進行管理）に評価の方法を書いているが、様式が無い</w:t>
-            </w:r>
-          </w:p>
-        </w:tc>
-        <w:tc>
-          <w:tcPr>
-            <w:tcW w:type="dxa" w:w="1465"/>
-            <w:vAlign w:val="center"/>
-          </w:tcPr>
-          <w:p>
-            <w:pPr>
-              <w:spacing w:before="20" w:after="20"/>
-            </w:pPr>
-            <w:r>
-              <w:rPr>
-                <w:rFonts w:ascii="BIZ UDPゴシック" w:hAnsi="BIZ UDPゴシック" w:eastAsia="BIZ UDPゴシック"/>
-                <w:b/>
-                <w:i w:val="0"/>
-                <w:sz w:val="22"/>
-              </w:rPr>
-              <w:t>記載なし</w:t>
+              <w:t>第6章（同上）</w:t>
             </w:r>
           </w:p>
         </w:tc>
@@ -2105,7 +1718,27 @@
       <w:tr>
         <w:tc>
           <w:tcPr>
-            <w:tcW w:type="dxa" w:w="2749"/>
+            <w:tcW w:type="dxa" w:w="4891"/>
+            <w:vAlign w:val="center"/>
+          </w:tcPr>
+          <w:p>
+            <w:pPr>
+              <w:spacing w:before="20" w:after="20"/>
+            </w:pPr>
+            <w:r>
+              <w:rPr>
+                <w:rFonts w:ascii="BIZ UDPゴシック" w:hAnsi="BIZ UDPゴシック" w:eastAsia="BIZ UDPゴシック"/>
+                <w:b w:val="0"/>
+                <w:i w:val="0"/>
+                <w:sz w:val="22"/>
+              </w:rPr>
+              <w:t>第6章　介護保険事業等の見込み　第5節　介護施設整備に係る基本方針</w:t>
+            </w:r>
+          </w:p>
+        </w:tc>
+        <w:tc>
+          <w:tcPr>
+            <w:tcW w:type="dxa" w:w="4747"/>
             <w:vAlign w:val="center"/>
           </w:tcPr>
           <w:p>
@@ -2119,66 +1752,7 @@
                 <w:i w:val="0"/>
                 <w:sz w:val="22"/>
               </w:rPr>
-              <w:t>資料編</w:t>
-            </w:r>
-            <w:r>
-              <w:rPr>
-                <w:rFonts w:ascii="BIZ UDPゴシック" w:hAnsi="BIZ UDPゴシック" w:eastAsia="BIZ UDPゴシック"/>
-                <w:b w:val="0"/>
-                <w:i w:val="0"/>
-                <w:sz w:val="22"/>
-              </w:rPr>
-              <w:br/>
-              <w:t>資料4　施策の採否・見直し基準</w:t>
-            </w:r>
-          </w:p>
-        </w:tc>
-        <w:tc>
-          <w:tcPr>
-            <w:tcW w:type="dxa" w:w="5425"/>
-            <w:vAlign w:val="center"/>
-          </w:tcPr>
-          <w:p>
-            <w:pPr>
-              <w:spacing w:before="20" w:after="20"/>
-            </w:pPr>
-            <w:r>
-              <w:rPr>
-                <w:rFonts w:ascii="BIZ UDPゴシック" w:hAnsi="BIZ UDPゴシック" w:eastAsia="BIZ UDPゴシック"/>
-                <w:b/>
-                <w:i w:val="0"/>
-                <w:sz w:val="22"/>
-              </w:rPr>
-              <w:t>未達のときに施策をどう見直すかの基準。</w:t>
-            </w:r>
-            <w:r>
-              <w:rPr>
-                <w:rFonts w:ascii="BIZ UDPゴシック" w:hAnsi="BIZ UDPゴシック" w:eastAsia="BIZ UDPゴシック"/>
-                <w:b w:val="0"/>
-                <w:i w:val="0"/>
-                <w:sz w:val="22"/>
-              </w:rPr>
-              <w:t>本町は書いていない</w:t>
-            </w:r>
-          </w:p>
-        </w:tc>
-        <w:tc>
-          <w:tcPr>
-            <w:tcW w:type="dxa" w:w="1465"/>
-            <w:vAlign w:val="center"/>
-          </w:tcPr>
-          <w:p>
-            <w:pPr>
-              <w:spacing w:before="20" w:after="20"/>
-            </w:pPr>
-            <w:r>
-              <w:rPr>
-                <w:rFonts w:ascii="BIZ UDPゴシック" w:hAnsi="BIZ UDPゴシック" w:eastAsia="BIZ UDPゴシック"/>
-                <w:b/>
-                <w:i w:val="0"/>
-                <w:sz w:val="22"/>
-              </w:rPr>
-              <w:t>記載なし</w:t>
+              <w:t>第6章8　介護施設整備に係る基本方針</w:t>
             </w:r>
           </w:p>
         </w:tc>
@@ -2186,7 +1760,27 @@
       <w:tr>
         <w:tc>
           <w:tcPr>
-            <w:tcW w:type="dxa" w:w="2749"/>
+            <w:tcW w:type="dxa" w:w="4891"/>
+            <w:vAlign w:val="center"/>
+          </w:tcPr>
+          <w:p>
+            <w:pPr>
+              <w:spacing w:before="20" w:after="20"/>
+            </w:pPr>
+            <w:r>
+              <w:rPr>
+                <w:rFonts w:ascii="BIZ UDPゴシック" w:hAnsi="BIZ UDPゴシック" w:eastAsia="BIZ UDPゴシック"/>
+                <w:b w:val="0"/>
+                <w:i w:val="0"/>
+                <w:sz w:val="22"/>
+              </w:rPr>
+              <w:t>第6章　介護保険事業等の見込み　第7節　低所得者支援</w:t>
+            </w:r>
+          </w:p>
+        </w:tc>
+        <w:tc>
+          <w:tcPr>
+            <w:tcW w:type="dxa" w:w="4747"/>
             <w:vAlign w:val="center"/>
           </w:tcPr>
           <w:p>
@@ -2200,66 +1794,7 @@
                 <w:i w:val="0"/>
                 <w:sz w:val="22"/>
               </w:rPr>
-              <w:t>資料編</w:t>
-            </w:r>
-            <w:r>
-              <w:rPr>
-                <w:rFonts w:ascii="BIZ UDPゴシック" w:hAnsi="BIZ UDPゴシック" w:eastAsia="BIZ UDPゴシック"/>
-                <w:b w:val="0"/>
-                <w:i w:val="0"/>
-                <w:sz w:val="22"/>
-              </w:rPr>
-              <w:br/>
-              <w:t>資料5　主な参照資料</w:t>
-            </w:r>
-          </w:p>
-        </w:tc>
-        <w:tc>
-          <w:tcPr>
-            <w:tcW w:type="dxa" w:w="5425"/>
-            <w:vAlign w:val="center"/>
-          </w:tcPr>
-          <w:p>
-            <w:pPr>
-              <w:spacing w:before="20" w:after="20"/>
-            </w:pPr>
-            <w:r>
-              <w:rPr>
-                <w:rFonts w:ascii="BIZ UDPゴシック" w:hAnsi="BIZ UDPゴシック" w:eastAsia="BIZ UDPゴシック"/>
-                <w:b/>
-                <w:i w:val="0"/>
-                <w:sz w:val="22"/>
-              </w:rPr>
-              <w:t>出典の一覧。</w:t>
-            </w:r>
-            <w:r>
-              <w:rPr>
-                <w:rFonts w:ascii="BIZ UDPゴシック" w:hAnsi="BIZ UDPゴシック" w:eastAsia="BIZ UDPゴシック"/>
-                <w:b w:val="0"/>
-                <w:i w:val="0"/>
-                <w:sz w:val="22"/>
-              </w:rPr>
-              <w:t>本町は各表の下に出所を書いているが、一覧が無い</w:t>
-            </w:r>
-          </w:p>
-        </w:tc>
-        <w:tc>
-          <w:tcPr>
-            <w:tcW w:type="dxa" w:w="1465"/>
-            <w:vAlign w:val="center"/>
-          </w:tcPr>
-          <w:p>
-            <w:pPr>
-              <w:spacing w:before="20" w:after="20"/>
-            </w:pPr>
-            <w:r>
-              <w:rPr>
-                <w:rFonts w:ascii="BIZ UDPゴシック" w:hAnsi="BIZ UDPゴシック" w:eastAsia="BIZ UDPゴシック"/>
-                <w:b/>
-                <w:i w:val="0"/>
-                <w:sz w:val="22"/>
-              </w:rPr>
-              <w:t>記載なし</w:t>
+              <w:t>第6章9　低所得者支援</w:t>
             </w:r>
           </w:p>
         </w:tc>
@@ -2267,7 +1802,27 @@
       <w:tr>
         <w:tc>
           <w:tcPr>
-            <w:tcW w:type="dxa" w:w="2749"/>
+            <w:tcW w:type="dxa" w:w="4891"/>
+            <w:vAlign w:val="center"/>
+          </w:tcPr>
+          <w:p>
+            <w:pPr>
+              <w:spacing w:before="20" w:after="20"/>
+            </w:pPr>
+            <w:r>
+              <w:rPr>
+                <w:rFonts w:ascii="BIZ UDPゴシック" w:hAnsi="BIZ UDPゴシック" w:eastAsia="BIZ UDPゴシック"/>
+                <w:b w:val="0"/>
+                <w:i w:val="0"/>
+                <w:sz w:val="22"/>
+              </w:rPr>
+              <w:t>資料編　資料1　代表KPIの定義</w:t>
+            </w:r>
+          </w:p>
+        </w:tc>
+        <w:tc>
+          <w:tcPr>
+            <w:tcW w:type="dxa" w:w="4747"/>
             <w:vAlign w:val="center"/>
           </w:tcPr>
           <w:p>
@@ -2281,66 +1836,7 @@
                 <w:i w:val="0"/>
                 <w:sz w:val="22"/>
               </w:rPr>
-              <w:t>資料編</w:t>
-            </w:r>
-            <w:r>
-              <w:rPr>
-                <w:rFonts w:ascii="BIZ UDPゴシック" w:hAnsi="BIZ UDPゴシック" w:eastAsia="BIZ UDPゴシック"/>
-                <w:b w:val="0"/>
-                <w:i w:val="0"/>
-                <w:sz w:val="22"/>
-              </w:rPr>
-              <w:br/>
-              <w:t>資料6　基本指針の新別表「確認すべき指標・状況」への対応</w:t>
-            </w:r>
-          </w:p>
-        </w:tc>
-        <w:tc>
-          <w:tcPr>
-            <w:tcW w:type="dxa" w:w="5425"/>
-            <w:vAlign w:val="center"/>
-          </w:tcPr>
-          <w:p>
-            <w:pPr>
-              <w:spacing w:before="20" w:after="20"/>
-            </w:pPr>
-            <w:r>
-              <w:rPr>
-                <w:rFonts w:ascii="BIZ UDPゴシック" w:hAnsi="BIZ UDPゴシック" w:eastAsia="BIZ UDPゴシック"/>
-                <w:b/>
-                <w:i w:val="0"/>
-                <w:sz w:val="22"/>
-              </w:rPr>
-              <w:t>国の基本指針が示す確認すべき指標に、計画のどこで答えたかの対応表。</w:t>
-            </w:r>
-            <w:r>
-              <w:rPr>
-                <w:rFonts w:ascii="BIZ UDPゴシック" w:hAnsi="BIZ UDPゴシック" w:eastAsia="BIZ UDPゴシック"/>
-                <w:b w:val="0"/>
-                <w:i w:val="0"/>
-                <w:sz w:val="22"/>
-              </w:rPr>
-              <w:t>本町は書いていない</w:t>
-            </w:r>
-          </w:p>
-        </w:tc>
-        <w:tc>
-          <w:tcPr>
-            <w:tcW w:type="dxa" w:w="1465"/>
-            <w:vAlign w:val="center"/>
-          </w:tcPr>
-          <w:p>
-            <w:pPr>
-              <w:spacing w:before="20" w:after="20"/>
-            </w:pPr>
-            <w:r>
-              <w:rPr>
-                <w:rFonts w:ascii="BIZ UDPゴシック" w:hAnsi="BIZ UDPゴシック" w:eastAsia="BIZ UDPゴシック"/>
-                <w:b/>
-                <w:i w:val="0"/>
-                <w:sz w:val="22"/>
-              </w:rPr>
-              <w:t>記載なし</w:t>
+              <w:t>資料編8　成果指標の定義（算式・基準時点・データ源・除外・定義変更の扱い）</w:t>
             </w:r>
           </w:p>
         </w:tc>
@@ -2348,7 +1844,27 @@
       <w:tr>
         <w:tc>
           <w:tcPr>
-            <w:tcW w:type="dxa" w:w="2749"/>
+            <w:tcW w:type="dxa" w:w="4891"/>
+            <w:vAlign w:val="center"/>
+          </w:tcPr>
+          <w:p>
+            <w:pPr>
+              <w:spacing w:before="20" w:after="20"/>
+            </w:pPr>
+            <w:r>
+              <w:rPr>
+                <w:rFonts w:ascii="BIZ UDPゴシック" w:hAnsi="BIZ UDPゴシック" w:eastAsia="BIZ UDPゴシック"/>
+                <w:b w:val="0"/>
+                <w:i w:val="0"/>
+                <w:sz w:val="22"/>
+              </w:rPr>
+              <w:t>資料編　資料3　年次評価スコアカード</w:t>
+            </w:r>
+          </w:p>
+        </w:tc>
+        <w:tc>
+          <w:tcPr>
+            <w:tcW w:type="dxa" w:w="4747"/>
             <w:vAlign w:val="center"/>
           </w:tcPr>
           <w:p>
@@ -2362,8 +1878,21 @@
                 <w:i w:val="0"/>
                 <w:sz w:val="22"/>
               </w:rPr>
-              <w:t>資料編</w:t>
-            </w:r>
+              <w:t>資料編9　年次評価の様式（判定4区分・未達の要因・次年度の対応）</w:t>
+            </w:r>
+          </w:p>
+        </w:tc>
+      </w:tr>
+      <w:tr>
+        <w:tc>
+          <w:tcPr>
+            <w:tcW w:type="dxa" w:w="4891"/>
+            <w:vAlign w:val="center"/>
+          </w:tcPr>
+          <w:p>
+            <w:pPr>
+              <w:spacing w:before="20" w:after="20"/>
+            </w:pPr>
             <w:r>
               <w:rPr>
                 <w:rFonts w:ascii="BIZ UDPゴシック" w:hAnsi="BIZ UDPゴシック" w:eastAsia="BIZ UDPゴシック"/>
@@ -2371,14 +1900,13 @@
                 <w:i w:val="0"/>
                 <w:sz w:val="22"/>
               </w:rPr>
-              <w:br/>
-              <w:t>資料7　図表番号一覧</w:t>
-            </w:r>
-          </w:p>
-        </w:tc>
-        <w:tc>
-          <w:tcPr>
-            <w:tcW w:type="dxa" w:w="5425"/>
+              <w:t>資料編　資料4　施策の採否・見直し基準</w:t>
+            </w:r>
+          </w:p>
+        </w:tc>
+        <w:tc>
+          <w:tcPr>
+            <w:tcW w:type="dxa" w:w="4747"/>
             <w:vAlign w:val="center"/>
           </w:tcPr>
           <w:p>
@@ -2392,8 +1920,21 @@
                 <w:i w:val="0"/>
                 <w:sz w:val="22"/>
               </w:rPr>
-              <w:t>図表の通し番号と掲載頁の一覧。</w:t>
-            </w:r>
+              <w:t>資料編10　施策の見直しの基準（未達の要因別）</w:t>
+            </w:r>
+          </w:p>
+        </w:tc>
+      </w:tr>
+      <w:tr>
+        <w:tc>
+          <w:tcPr>
+            <w:tcW w:type="dxa" w:w="4891"/>
+            <w:vAlign w:val="center"/>
+          </w:tcPr>
+          <w:p>
+            <w:pPr>
+              <w:spacing w:before="20" w:after="20"/>
+            </w:pPr>
             <w:r>
               <w:rPr>
                 <w:rFonts w:ascii="BIZ UDPゴシック" w:hAnsi="BIZ UDPゴシック" w:eastAsia="BIZ UDPゴシック"/>
@@ -2401,13 +1942,13 @@
                 <w:i w:val="0"/>
                 <w:sz w:val="22"/>
               </w:rPr>
-              <w:t>本町の素案は表84・図3あるが、番号を振っていない</w:t>
-            </w:r>
-          </w:p>
-        </w:tc>
-        <w:tc>
-          <w:tcPr>
-            <w:tcW w:type="dxa" w:w="1465"/>
+              <w:t>資料編　資料5　主な参照資料</w:t>
+            </w:r>
+          </w:p>
+        </w:tc>
+        <w:tc>
+          <w:tcPr>
+            <w:tcW w:type="dxa" w:w="4747"/>
             <w:vAlign w:val="center"/>
           </w:tcPr>
           <w:p>
@@ -2421,7 +1962,7 @@
                 <w:i w:val="0"/>
                 <w:sz w:val="22"/>
               </w:rPr>
-              <w:t>記載なし</w:t>
+              <w:t>資料編11　主な参照資料</w:t>
             </w:r>
           </w:p>
         </w:tc>
@@ -2431,6 +1972,39 @@
       <w:pPr>
         <w:spacing w:after="40"/>
       </w:pPr>
+    </w:p>
+    <w:p>
+      <w:pPr>
+        <w:spacing w:before="40" w:after="160"/>
+        <w:ind w:left="113"/>
+      </w:pPr>
+      <w:r>
+        <w:rPr>
+          <w:rFonts w:ascii="BIZ UDPゴシック" w:hAnsi="BIZ UDPゴシック" w:eastAsia="BIZ UDPゴシック"/>
+          <w:b w:val="0"/>
+          <w:i w:val="0"/>
+          <w:sz w:val="16"/>
+        </w:rPr>
+        <w:t>※ 章番号の繰り下げに伴い、本文の相互参照90か所を機械置換しています。</w:t>
+      </w:r>
+    </w:p>
+    <w:p>
+      <w:pPr>
+        <w:keepNext/>
+        <w:spacing w:before="360" w:after="180"/>
+      </w:pPr>
+      <w:bookmarkStart w:id="103" w:name="_Toc_003"/>
+      <w:r>
+        <w:rPr>
+          <w:rFonts w:ascii="BIZ UDPゴシック" w:hAnsi="BIZ UDPゴシック" w:eastAsia="BIZ UDPゴシック"/>
+          <w:b/>
+          <w:i w:val="0"/>
+          <w:color w:val="2E74B5"/>
+          <w:sz w:val="32"/>
+        </w:rPr>
+        <w:t>2　対比の結果</w:t>
+      </w:r>
+      <w:bookmarkEnd w:id="103"/>
     </w:p>
     <w:p>
       <w:pPr>
@@ -2446,7 +2020,7 @@
           <w:color w:val="2E74B5"/>
           <w:sz w:val="28"/>
         </w:rPr>
-        <w:t>(2)　記載はあるが扱いが違うもの</w:t>
+        <w:t>(1)　記載がないもの</w:t>
       </w:r>
       <w:bookmarkEnd w:id="104"/>
     </w:p>
@@ -2470,14 +2044,14 @@
         </w:tblCellMar>
       </w:tblPr>
       <w:tblGrid>
-        <w:gridCol w:w="2597"/>
-        <w:gridCol w:w="2165"/>
-        <w:gridCol w:w="4875"/>
+        <w:gridCol w:w="2440"/>
+        <w:gridCol w:w="4637"/>
+        <w:gridCol w:w="2561"/>
       </w:tblGrid>
       <w:tr>
         <w:tc>
           <w:tcPr>
-            <w:tcW w:type="dxa" w:w="2597"/>
+            <w:tcW w:type="dxa" w:w="2440"/>
             <w:shd w:val="clear" w:fill="1F3864"/>
             <w:vAlign w:val="center"/>
           </w:tcPr>
@@ -2500,7 +2074,7 @@
         </w:tc>
         <w:tc>
           <w:tcPr>
-            <w:tcW w:type="dxa" w:w="2165"/>
+            <w:tcW w:type="dxa" w:w="4637"/>
             <w:shd w:val="clear" w:fill="1F3864"/>
             <w:vAlign w:val="center"/>
           </w:tcPr>
@@ -2517,13 +2091,13 @@
                 <w:color w:val="FFFFFF"/>
                 <w:sz w:val="22"/>
               </w:rPr>
-              <w:t>本町の対応箇所</w:t>
-            </w:r>
-          </w:p>
-        </w:tc>
-        <w:tc>
-          <w:tcPr>
-            <w:tcW w:type="dxa" w:w="4875"/>
+              <w:t>内容</w:t>
+            </w:r>
+          </w:p>
+        </w:tc>
+        <w:tc>
+          <w:tcPr>
+            <w:tcW w:type="dxa" w:w="2561"/>
             <w:shd w:val="clear" w:fill="1F3864"/>
             <w:vAlign w:val="center"/>
           </w:tcPr>
@@ -2540,7 +2114,7 @@
                 <w:color w:val="FFFFFF"/>
                 <w:sz w:val="22"/>
               </w:rPr>
-              <w:t>違い</w:t>
+              <w:t>本町の状態</w:t>
             </w:r>
           </w:p>
         </w:tc>
@@ -2548,7 +2122,7 @@
       <w:tr>
         <w:tc>
           <w:tcPr>
-            <w:tcW w:type="dxa" w:w="2597"/>
+            <w:tcW w:type="dxa" w:w="2440"/>
             <w:vAlign w:val="center"/>
           </w:tcPr>
           <w:p>
@@ -2572,19 +2146,28 @@
                 <w:sz w:val="22"/>
               </w:rPr>
               <w:br/>
-              <w:t>第6節　計画の進行管理・推進体制</w:t>
-            </w:r>
-          </w:p>
-        </w:tc>
-        <w:tc>
-          <w:tcPr>
-            <w:tcW w:type="dxa" w:w="2165"/>
-            <w:vAlign w:val="center"/>
-          </w:tcPr>
-          <w:p>
-            <w:pPr>
-              <w:spacing w:before="20" w:after="20"/>
-            </w:pPr>
+              <w:t>第3節　計画策定の視点</w:t>
+            </w:r>
+          </w:p>
+        </w:tc>
+        <w:tc>
+          <w:tcPr>
+            <w:tcW w:type="dxa" w:w="4637"/>
+            <w:vAlign w:val="center"/>
+          </w:tcPr>
+          <w:p>
+            <w:pPr>
+              <w:spacing w:before="20" w:after="20"/>
+            </w:pPr>
+            <w:r>
+              <w:rPr>
+                <w:rFonts w:ascii="BIZ UDPゴシック" w:hAnsi="BIZ UDPゴシック" w:eastAsia="BIZ UDPゴシック"/>
+                <w:b/>
+                <w:i w:val="0"/>
+                <w:sz w:val="22"/>
+              </w:rPr>
+              <w:t>計画を貫く視点を先に示す節。</w:t>
+            </w:r>
             <w:r>
               <w:rPr>
                 <w:rFonts w:ascii="BIZ UDPゴシック" w:hAnsi="BIZ UDPゴシック" w:eastAsia="BIZ UDPゴシック"/>
@@ -2592,27 +2175,27 @@
                 <w:i w:val="0"/>
                 <w:sz w:val="22"/>
               </w:rPr>
-              <w:t>第5章1・2</w:t>
-            </w:r>
-          </w:p>
-        </w:tc>
-        <w:tc>
-          <w:tcPr>
-            <w:tcW w:type="dxa" w:w="4875"/>
-            <w:vAlign w:val="center"/>
-          </w:tcPr>
-          <w:p>
-            <w:pPr>
-              <w:spacing w:before="20" w:after="20"/>
-            </w:pPr>
-            <w:r>
-              <w:rPr>
-                <w:rFonts w:ascii="BIZ UDPゴシック" w:hAnsi="BIZ UDPゴシック" w:eastAsia="BIZ UDPゴシック"/>
-                <w:b w:val="0"/>
-                <w:i w:val="0"/>
-                <w:sz w:val="22"/>
-              </w:rPr>
-              <w:t>本町は最終章に置いている。他団体は第1章に置き、評価の3層（成果KPI／施策管理指標／需給・財政モニタリング）を先に示している</w:t>
+              <w:t>他団体は7つの視点（中長期の時間軸／地域軸／需要と供給の分離／供給の空白の可視化／本人・家族の生活成果／活動と成果の対応／実行可能性）を掲げている。本町の素案は個別の施策には書いているが、冒頭でまとめて示していない</w:t>
+            </w:r>
+          </w:p>
+        </w:tc>
+        <w:tc>
+          <w:tcPr>
+            <w:tcW w:type="dxa" w:w="2561"/>
+            <w:vAlign w:val="center"/>
+          </w:tcPr>
+          <w:p>
+            <w:pPr>
+              <w:spacing w:before="20" w:after="20"/>
+            </w:pPr>
+            <w:r>
+              <w:rPr>
+                <w:rFonts w:ascii="BIZ UDPゴシック" w:hAnsi="BIZ UDPゴシック" w:eastAsia="BIZ UDPゴシック"/>
+                <w:b/>
+                <w:i w:val="0"/>
+                <w:sz w:val="22"/>
+              </w:rPr>
+              <w:t>第1章4　計画策定の視点（6つの視点）</w:t>
             </w:r>
           </w:p>
         </w:tc>
@@ -2620,7 +2203,7 @@
       <w:tr>
         <w:tc>
           <w:tcPr>
-            <w:tcW w:type="dxa" w:w="2597"/>
+            <w:tcW w:type="dxa" w:w="2440"/>
             <w:vAlign w:val="center"/>
           </w:tcPr>
           <w:p>
@@ -2634,7 +2217,7 @@
                 <w:i w:val="0"/>
                 <w:sz w:val="22"/>
               </w:rPr>
-              <w:t>第1章　計画策定の意義</w:t>
+              <w:t>第2章　高齢者及び介護保険の状況</w:t>
             </w:r>
             <w:r>
               <w:rPr>
@@ -2644,19 +2227,28 @@
                 <w:sz w:val="22"/>
               </w:rPr>
               <w:br/>
-              <w:t>第7節　日常生活圏域の設定</w:t>
-            </w:r>
-          </w:p>
-        </w:tc>
-        <w:tc>
-          <w:tcPr>
-            <w:tcW w:type="dxa" w:w="2165"/>
-            <w:vAlign w:val="center"/>
-          </w:tcPr>
-          <w:p>
-            <w:pPr>
-              <w:spacing w:before="20" w:after="20"/>
-            </w:pPr>
+              <w:t>第6節　介護事業所の現状</w:t>
+            </w:r>
+          </w:p>
+        </w:tc>
+        <w:tc>
+          <w:tcPr>
+            <w:tcW w:type="dxa" w:w="4637"/>
+            <w:vAlign w:val="center"/>
+          </w:tcPr>
+          <w:p>
+            <w:pPr>
+              <w:spacing w:before="20" w:after="20"/>
+            </w:pPr>
+            <w:r>
+              <w:rPr>
+                <w:rFonts w:ascii="BIZ UDPゴシック" w:hAnsi="BIZ UDPゴシック" w:eastAsia="BIZ UDPゴシック"/>
+                <w:b/>
+                <w:i w:val="0"/>
+                <w:sz w:val="22"/>
+              </w:rPr>
+              <w:t>事業所調査（介護人材実態調査）の結果を載せる節。</w:t>
+            </w:r>
             <w:r>
               <w:rPr>
                 <w:rFonts w:ascii="BIZ UDPゴシック" w:hAnsi="BIZ UDPゴシック" w:eastAsia="BIZ UDPゴシック"/>
@@ -2664,13 +2256,13 @@
                 <w:i w:val="0"/>
                 <w:sz w:val="22"/>
               </w:rPr>
-              <w:t>第4章 基本目標3②（表の1行）・第2章5（注記）</w:t>
-            </w:r>
-          </w:p>
-        </w:tc>
-        <w:tc>
-          <w:tcPr>
-            <w:tcW w:type="dxa" w:w="4875"/>
+              <w:t>本町は事業所調査を実施していない。第4章 基本目標2⑥ で人材の供給制約を扱っているが、事業所側の実態（受入可否・休廃止意向・従事者の充足）は把握していない</w:t>
+            </w:r>
+          </w:p>
+        </w:tc>
+        <w:tc>
+          <w:tcPr>
+            <w:tcW w:type="dxa" w:w="2561"/>
             <w:vAlign w:val="center"/>
           </w:tcPr>
           <w:p>
@@ -2684,25 +2276,7 @@
                 <w:i w:val="0"/>
                 <w:sz w:val="22"/>
               </w:rPr>
-              <w:t>介護保険法117条2項1号が定めを求める事項。</w:t>
-            </w:r>
-            <w:r>
-              <w:rPr>
-                <w:rFonts w:ascii="BIZ UDPゴシック" w:hAnsi="BIZ UDPゴシック" w:eastAsia="BIZ UDPゴシック"/>
-                <w:b w:val="0"/>
-                <w:i w:val="0"/>
-                <w:sz w:val="22"/>
-              </w:rPr>
-              <w:t>本町は「町全域を1つの圏域」とする旨を表の1行と注記に書いているが、独立した節にしていない。</w:t>
-            </w:r>
-            <w:r>
-              <w:rPr>
-                <w:rFonts w:ascii="BIZ UDPゴシック" w:hAnsi="BIZ UDPゴシック" w:eastAsia="BIZ UDPゴシック"/>
-                <w:b/>
-                <w:i w:val="0"/>
-                <w:sz w:val="22"/>
-              </w:rPr>
-              <w:t>理由（地理的条件・人口・交通事情）を示していない</w:t>
+              <w:t>記載なし</w:t>
             </w:r>
           </w:p>
         </w:tc>
@@ -2710,7 +2284,7 @@
       <w:tr>
         <w:tc>
           <w:tcPr>
-            <w:tcW w:type="dxa" w:w="2597"/>
+            <w:tcW w:type="dxa" w:w="2440"/>
             <w:vAlign w:val="center"/>
           </w:tcPr>
           <w:p>
@@ -2724,7 +2298,7 @@
                 <w:i w:val="0"/>
                 <w:sz w:val="22"/>
               </w:rPr>
-              <w:t>第1章　計画策定の意義</w:t>
+              <w:t>第3章　第9期計画の実施状況と評価</w:t>
             </w:r>
             <w:r>
               <w:rPr>
@@ -2734,19 +2308,28 @@
                 <w:sz w:val="22"/>
               </w:rPr>
               <w:br/>
-              <w:t>第9節　介護保険制度改正の主な内容</w:t>
-            </w:r>
-          </w:p>
-        </w:tc>
-        <w:tc>
-          <w:tcPr>
-            <w:tcW w:type="dxa" w:w="2165"/>
-            <w:vAlign w:val="center"/>
-          </w:tcPr>
-          <w:p>
-            <w:pPr>
-              <w:spacing w:before="20" w:after="20"/>
-            </w:pPr>
+              <w:t>第1節　第9期計画の基本目標</w:t>
+            </w:r>
+          </w:p>
+        </w:tc>
+        <w:tc>
+          <w:tcPr>
+            <w:tcW w:type="dxa" w:w="4637"/>
+            <w:vAlign w:val="center"/>
+          </w:tcPr>
+          <w:p>
+            <w:pPr>
+              <w:spacing w:before="20" w:after="20"/>
+            </w:pPr>
+            <w:r>
+              <w:rPr>
+                <w:rFonts w:ascii="BIZ UDPゴシック" w:hAnsi="BIZ UDPゴシック" w:eastAsia="BIZ UDPゴシック"/>
+                <w:b/>
+                <w:i w:val="0"/>
+                <w:sz w:val="22"/>
+              </w:rPr>
+              <w:t>章そのものが無い。</w:t>
+            </w:r>
             <w:r>
               <w:rPr>
                 <w:rFonts w:ascii="BIZ UDPゴシック" w:hAnsi="BIZ UDPゴシック" w:eastAsia="BIZ UDPゴシック"/>
@@ -2754,19 +2337,8 @@
                 <w:i w:val="0"/>
                 <w:sz w:val="22"/>
               </w:rPr>
-              <w:t>第1章2　第10期計画の基本指針</w:t>
-            </w:r>
-          </w:p>
-        </w:tc>
-        <w:tc>
-          <w:tcPr>
-            <w:tcW w:type="dxa" w:w="4875"/>
-            <w:vAlign w:val="center"/>
-          </w:tcPr>
-          <w:p>
-            <w:pPr>
-              <w:spacing w:before="20" w:after="20"/>
-            </w:pPr>
+              <w:t>第9期の評価は協議会資料「第9期計画の評価及び令和7年度調査結果の整理」に書いているが、</w:t>
+            </w:r>
             <w:r>
               <w:rPr>
                 <w:rFonts w:ascii="BIZ UDPゴシック" w:hAnsi="BIZ UDPゴシック" w:eastAsia="BIZ UDPゴシック"/>
@@ -2774,16 +2346,27 @@
                 <w:i w:val="0"/>
                 <w:sz w:val="22"/>
               </w:rPr>
-              <w:t>他団体は国の基本指針（案）の動向、法改正（令和8年法律第51号）、医療計画等との整合の3項目に分けている。</w:t>
-            </w:r>
-            <w:r>
-              <w:rPr>
-                <w:rFonts w:ascii="BIZ UDPゴシック" w:hAnsi="BIZ UDPゴシック" w:eastAsia="BIZ UDPゴシック"/>
-                <w:b w:val="0"/>
-                <w:i w:val="0"/>
-                <w:sz w:val="22"/>
-              </w:rPr>
-              <w:t>本町は基本指針の記載にとどまり、法改正の内容を書いていない</w:t>
+              <w:t>計画本文に評価の章を置いていない</w:t>
+            </w:r>
+          </w:p>
+        </w:tc>
+        <w:tc>
+          <w:tcPr>
+            <w:tcW w:type="dxa" w:w="2561"/>
+            <w:vAlign w:val="center"/>
+          </w:tcPr>
+          <w:p>
+            <w:pPr>
+              <w:spacing w:before="20" w:after="20"/>
+            </w:pPr>
+            <w:r>
+              <w:rPr>
+                <w:rFonts w:ascii="BIZ UDPゴシック" w:hAnsi="BIZ UDPゴシック" w:eastAsia="BIZ UDPゴシック"/>
+                <w:b/>
+                <w:i w:val="0"/>
+                <w:sz w:val="22"/>
+              </w:rPr>
+              <w:t>第3章1　第9期計画の基本目標と達成状況</w:t>
             </w:r>
           </w:p>
         </w:tc>
@@ -2791,7 +2374,7 @@
       <w:tr>
         <w:tc>
           <w:tcPr>
-            <w:tcW w:type="dxa" w:w="2597"/>
+            <w:tcW w:type="dxa" w:w="2440"/>
             <w:vAlign w:val="center"/>
           </w:tcPr>
           <w:p>
@@ -2805,7 +2388,7 @@
                 <w:i w:val="0"/>
                 <w:sz w:val="22"/>
               </w:rPr>
-              <w:t>第2章　高齢者及び介護保険の状況</w:t>
+              <w:t>第3章　第9期計画の実施状況と評価</w:t>
             </w:r>
             <w:r>
               <w:rPr>
@@ -2815,13 +2398,13 @@
                 <w:sz w:val="22"/>
               </w:rPr>
               <w:br/>
-              <w:t>第3節　サービス提供体制の状況</w:t>
-            </w:r>
-          </w:p>
-        </w:tc>
-        <w:tc>
-          <w:tcPr>
-            <w:tcW w:type="dxa" w:w="2165"/>
+              <w:t>第2節　地域支援事業の実績</w:t>
+            </w:r>
+          </w:p>
+        </w:tc>
+        <w:tc>
+          <w:tcPr>
+            <w:tcW w:type="dxa" w:w="4637"/>
             <w:vAlign w:val="center"/>
           </w:tcPr>
           <w:p>
@@ -2835,13 +2418,13 @@
                 <w:i w:val="0"/>
                 <w:sz w:val="22"/>
               </w:rPr>
-              <w:t>第2章5　サービス提供体制の状況</w:t>
-            </w:r>
-          </w:p>
-        </w:tc>
-        <w:tc>
-          <w:tcPr>
-            <w:tcW w:type="dxa" w:w="4875"/>
+              <w:t>同上</w:t>
+            </w:r>
+          </w:p>
+        </w:tc>
+        <w:tc>
+          <w:tcPr>
+            <w:tcW w:type="dxa" w:w="2561"/>
             <w:vAlign w:val="center"/>
           </w:tcPr>
           <w:p>
@@ -2855,25 +2438,7 @@
                 <w:i w:val="0"/>
                 <w:sz w:val="22"/>
               </w:rPr>
-              <w:t>他団体は8項目に分けている</w:t>
-            </w:r>
-            <w:r>
-              <w:rPr>
-                <w:rFonts w:ascii="BIZ UDPゴシック" w:hAnsi="BIZ UDPゴシック" w:eastAsia="BIZ UDPゴシック"/>
-                <w:b w:val="0"/>
-                <w:i w:val="0"/>
-                <w:sz w:val="22"/>
-              </w:rPr>
-              <w:t>（域内に事業所が存在しないサービス／事業所数の推移／供給の薄い分野と厚い分野／自給率／従事者数／施設・住まいの供給量／通常の事業実施地域／入退所の状況）。</w:t>
-            </w:r>
-            <w:r>
-              <w:rPr>
-                <w:rFonts w:ascii="BIZ UDPゴシック" w:hAnsi="BIZ UDPゴシック" w:eastAsia="BIZ UDPゴシック"/>
-                <w:b/>
-                <w:i w:val="0"/>
-                <w:sz w:val="22"/>
-              </w:rPr>
-              <w:t>本町で書けるのは自給率と供給量まで。従事者数・通常の事業実施地域・入退所の状況は資料が無い</w:t>
+              <w:t>第3章2　地域支援事業の実績</w:t>
             </w:r>
           </w:p>
         </w:tc>
@@ -2881,7 +2446,7 @@
       <w:tr>
         <w:tc>
           <w:tcPr>
-            <w:tcW w:type="dxa" w:w="2597"/>
+            <w:tcW w:type="dxa" w:w="2440"/>
             <w:vAlign w:val="center"/>
           </w:tcPr>
           <w:p>
@@ -2895,7 +2460,7 @@
                 <w:i w:val="0"/>
                 <w:sz w:val="22"/>
               </w:rPr>
-              <w:t>第2章　高齢者及び介護保険の状況</w:t>
+              <w:t>第3章　第9期計画の実施状況と評価</w:t>
             </w:r>
             <w:r>
               <w:rPr>
@@ -2905,13 +2470,13 @@
                 <w:sz w:val="22"/>
               </w:rPr>
               <w:br/>
-              <w:t>第8節　中長期推計からみた需要と財政</w:t>
-            </w:r>
-          </w:p>
-        </w:tc>
-        <w:tc>
-          <w:tcPr>
-            <w:tcW w:type="dxa" w:w="2165"/>
+              <w:t>第3節　介護保険事業の実績</w:t>
+            </w:r>
+          </w:p>
+        </w:tc>
+        <w:tc>
+          <w:tcPr>
+            <w:tcW w:type="dxa" w:w="4637"/>
             <w:vAlign w:val="center"/>
           </w:tcPr>
           <w:p>
@@ -2925,19 +2490,8 @@
                 <w:i w:val="0"/>
                 <w:sz w:val="22"/>
               </w:rPr>
-              <w:t>第2章6　高齢者数等の将来推計</w:t>
-            </w:r>
-          </w:p>
-        </w:tc>
-        <w:tc>
-          <w:tcPr>
-            <w:tcW w:type="dxa" w:w="4875"/>
-            <w:vAlign w:val="center"/>
-          </w:tcPr>
-          <w:p>
-            <w:pPr>
-              <w:spacing w:before="20" w:after="20"/>
-            </w:pPr>
+              <w:t>同上。</w:t>
+            </w:r>
             <w:r>
               <w:rPr>
                 <w:rFonts w:ascii="BIZ UDPゴシック" w:hAnsi="BIZ UDPゴシック" w:eastAsia="BIZ UDPゴシック"/>
@@ -2945,17 +2499,19 @@
                 <w:i w:val="0"/>
                 <w:sz w:val="22"/>
               </w:rPr>
-              <w:t>他団体は令和17年・令和22年（2040年）までを見通している。</w:t>
-            </w:r>
-            <w:r>
-              <w:rPr>
-                <w:rFonts w:ascii="BIZ UDPゴシック" w:hAnsi="BIZ UDPゴシック" w:eastAsia="BIZ UDPゴシック"/>
-                <w:b w:val="0"/>
-                <w:i w:val="0"/>
-                <w:sz w:val="22"/>
-              </w:rPr>
-              <w:t>本町の素案は第10期の3年間と令和22年までの人口推計はあるが、</w:t>
-            </w:r>
+              <w:t>計画値と実績値の対比、乖離が大きいサービスの説明は別途「第9期計画の見込みと実績の対比」にある</w:t>
+            </w:r>
+          </w:p>
+        </w:tc>
+        <w:tc>
+          <w:tcPr>
+            <w:tcW w:type="dxa" w:w="2561"/>
+            <w:vAlign w:val="center"/>
+          </w:tcPr>
+          <w:p>
+            <w:pPr>
+              <w:spacing w:before="20" w:after="20"/>
+            </w:pPr>
             <w:r>
               <w:rPr>
                 <w:rFonts w:ascii="BIZ UDPゴシック" w:hAnsi="BIZ UDPゴシック" w:eastAsia="BIZ UDPゴシック"/>
@@ -2963,7 +2519,7 @@
                 <w:i w:val="0"/>
                 <w:sz w:val="22"/>
               </w:rPr>
-              <w:t>給付費・保険料の中長期の見通しを示していない</w:t>
+              <w:t>第3章3　介護保険事業の実績</w:t>
             </w:r>
           </w:p>
         </w:tc>
@@ -2971,7 +2527,7 @@
       <w:tr>
         <w:tc>
           <w:tcPr>
-            <w:tcW w:type="dxa" w:w="2597"/>
+            <w:tcW w:type="dxa" w:w="2440"/>
             <w:vAlign w:val="center"/>
           </w:tcPr>
           <w:p>
@@ -2985,7 +2541,7 @@
                 <w:i w:val="0"/>
                 <w:sz w:val="22"/>
               </w:rPr>
-              <w:t>第3章　第9期計画の実施状況と評価</w:t>
+              <w:t>第5章　施策の展開</w:t>
             </w:r>
             <w:r>
               <w:rPr>
@@ -2995,19 +2551,28 @@
                 <w:sz w:val="22"/>
               </w:rPr>
               <w:br/>
-              <w:t>第4節　第9期計画の評価と第10期への課題</w:t>
-            </w:r>
-          </w:p>
-        </w:tc>
-        <w:tc>
-          <w:tcPr>
-            <w:tcW w:type="dxa" w:w="2165"/>
-            <w:vAlign w:val="center"/>
-          </w:tcPr>
-          <w:p>
-            <w:pPr>
-              <w:spacing w:before="20" w:after="20"/>
-            </w:pPr>
+              <w:t>（2）関連データ</w:t>
+            </w:r>
+          </w:p>
+        </w:tc>
+        <w:tc>
+          <w:tcPr>
+            <w:tcW w:type="dxa" w:w="4637"/>
+            <w:vAlign w:val="center"/>
+          </w:tcPr>
+          <w:p>
+            <w:pPr>
+              <w:spacing w:before="20" w:after="20"/>
+            </w:pPr>
+            <w:r>
+              <w:rPr>
+                <w:rFonts w:ascii="BIZ UDPゴシック" w:hAnsi="BIZ UDPゴシック" w:eastAsia="BIZ UDPゴシック"/>
+                <w:b/>
+                <w:i w:val="0"/>
+                <w:sz w:val="22"/>
+              </w:rPr>
+              <w:t>他団体は施策ごとに根拠データの表を置いている。</w:t>
+            </w:r>
             <w:r>
               <w:rPr>
                 <w:rFonts w:ascii="BIZ UDPゴシック" w:hAnsi="BIZ UDPゴシック" w:eastAsia="BIZ UDPゴシック"/>
@@ -3015,27 +2580,7 @@
                 <w:i w:val="0"/>
                 <w:sz w:val="22"/>
               </w:rPr>
-              <w:t>第2章7　第10期計画における課題の整理</w:t>
-            </w:r>
-          </w:p>
-        </w:tc>
-        <w:tc>
-          <w:tcPr>
-            <w:tcW w:type="dxa" w:w="4875"/>
-            <w:vAlign w:val="center"/>
-          </w:tcPr>
-          <w:p>
-            <w:pPr>
-              <w:spacing w:before="20" w:after="20"/>
-            </w:pPr>
-            <w:r>
-              <w:rPr>
-                <w:rFonts w:ascii="BIZ UDPゴシック" w:hAnsi="BIZ UDPゴシック" w:eastAsia="BIZ UDPゴシック"/>
-                <w:b w:val="0"/>
-                <w:i w:val="0"/>
-                <w:sz w:val="22"/>
-              </w:rPr>
-              <w:t>課題の整理はあるが、</w:t>
+              <w:t>本町は本文中に数値を書いているが、</w:t>
             </w:r>
             <w:r>
               <w:rPr>
@@ -3044,7 +2589,27 @@
                 <w:i w:val="0"/>
                 <w:sz w:val="22"/>
               </w:rPr>
-              <w:t>第9期の評価から導いた形になっていない</w:t>
+              <w:t>施策ごとにデータを一覧にしていない</w:t>
+            </w:r>
+          </w:p>
+        </w:tc>
+        <w:tc>
+          <w:tcPr>
+            <w:tcW w:type="dxa" w:w="2561"/>
+            <w:vAlign w:val="center"/>
+          </w:tcPr>
+          <w:p>
+            <w:pPr>
+              <w:spacing w:before="20" w:after="20"/>
+            </w:pPr>
+            <w:r>
+              <w:rPr>
+                <w:rFonts w:ascii="BIZ UDPゴシック" w:hAnsi="BIZ UDPゴシック" w:eastAsia="BIZ UDPゴシック"/>
+                <w:b/>
+                <w:i w:val="0"/>
+                <w:sz w:val="22"/>
+              </w:rPr>
+              <w:t>記載なし</w:t>
             </w:r>
           </w:p>
         </w:tc>
@@ -3052,7 +2617,7 @@
       <w:tr>
         <w:tc>
           <w:tcPr>
-            <w:tcW w:type="dxa" w:w="2597"/>
+            <w:tcW w:type="dxa" w:w="2440"/>
             <w:vAlign w:val="center"/>
           </w:tcPr>
           <w:p>
@@ -3076,19 +2641,28 @@
                 <w:sz w:val="22"/>
               </w:rPr>
               <w:br/>
-              <w:t>第1節　要介護認定者数の見込み</w:t>
-            </w:r>
-          </w:p>
-        </w:tc>
-        <w:tc>
-          <w:tcPr>
-            <w:tcW w:type="dxa" w:w="2165"/>
-            <w:vAlign w:val="center"/>
-          </w:tcPr>
-          <w:p>
-            <w:pPr>
-              <w:spacing w:before="20" w:after="20"/>
-            </w:pPr>
+              <w:t>第5節　介護施設整備に係る基本方針</w:t>
+            </w:r>
+          </w:p>
+        </w:tc>
+        <w:tc>
+          <w:tcPr>
+            <w:tcW w:type="dxa" w:w="4637"/>
+            <w:vAlign w:val="center"/>
+          </w:tcPr>
+          <w:p>
+            <w:pPr>
+              <w:spacing w:before="20" w:after="20"/>
+            </w:pPr>
+            <w:r>
+              <w:rPr>
+                <w:rFonts w:ascii="BIZ UDPゴシック" w:hAnsi="BIZ UDPゴシック" w:eastAsia="BIZ UDPゴシック"/>
+                <w:b/>
+                <w:i w:val="0"/>
+                <w:sz w:val="22"/>
+              </w:rPr>
+              <w:t>整備の判断基準を示す節。</w:t>
+            </w:r>
             <w:r>
               <w:rPr>
                 <w:rFonts w:ascii="BIZ UDPゴシック" w:hAnsi="BIZ UDPゴシック" w:eastAsia="BIZ UDPゴシック"/>
@@ -3096,13 +2670,13 @@
                 <w:i w:val="0"/>
                 <w:sz w:val="22"/>
               </w:rPr>
-              <w:t>第2章6・第4章 基本目標3③</w:t>
-            </w:r>
-          </w:p>
-        </w:tc>
-        <w:tc>
-          <w:tcPr>
-            <w:tcW w:type="dxa" w:w="4875"/>
+              <w:t>既存資源／供給の空白／供給制約／広域調整／医療との整合の5つの観点で、「整備しない」という判断も明示的な選択として書く形。本町は整備の判断基準を書いていない</w:t>
+            </w:r>
+          </w:p>
+        </w:tc>
+        <w:tc>
+          <w:tcPr>
+            <w:tcW w:type="dxa" w:w="2561"/>
             <w:vAlign w:val="center"/>
           </w:tcPr>
           <w:p>
@@ -3116,16 +2690,7 @@
                 <w:i w:val="0"/>
                 <w:sz w:val="22"/>
               </w:rPr>
-              <w:t>他団体は見込みを独立した章にしている。</w:t>
-            </w:r>
-            <w:r>
-              <w:rPr>
-                <w:rFonts w:ascii="BIZ UDPゴシック" w:hAnsi="BIZ UDPゴシック" w:eastAsia="BIZ UDPゴシック"/>
-                <w:b w:val="0"/>
-                <w:i w:val="0"/>
-                <w:sz w:val="22"/>
-              </w:rPr>
-              <w:t>本町は第2章6（将来推計）と第4章 基本目標3③（見込量と保険料）に分かれている</w:t>
+              <w:t>第6章8　介護施設整備に係る基本方針</w:t>
             </w:r>
           </w:p>
         </w:tc>
@@ -3133,7 +2698,7 @@
       <w:tr>
         <w:tc>
           <w:tcPr>
-            <w:tcW w:type="dxa" w:w="2597"/>
+            <w:tcW w:type="dxa" w:w="2440"/>
             <w:vAlign w:val="center"/>
           </w:tcPr>
           <w:p>
@@ -3157,19 +2722,28 @@
                 <w:sz w:val="22"/>
               </w:rPr>
               <w:br/>
-              <w:t>第2節　介護給付等サービスの見込量</w:t>
-            </w:r>
-          </w:p>
-        </w:tc>
-        <w:tc>
-          <w:tcPr>
-            <w:tcW w:type="dxa" w:w="2165"/>
-            <w:vAlign w:val="center"/>
-          </w:tcPr>
-          <w:p>
-            <w:pPr>
-              <w:spacing w:before="20" w:after="20"/>
-            </w:pPr>
+              <w:t>第7節　低所得者支援</w:t>
+            </w:r>
+          </w:p>
+        </w:tc>
+        <w:tc>
+          <w:tcPr>
+            <w:tcW w:type="dxa" w:w="4637"/>
+            <w:vAlign w:val="center"/>
+          </w:tcPr>
+          <w:p>
+            <w:pPr>
+              <w:spacing w:before="20" w:after="20"/>
+            </w:pPr>
+            <w:r>
+              <w:rPr>
+                <w:rFonts w:ascii="BIZ UDPゴシック" w:hAnsi="BIZ UDPゴシック" w:eastAsia="BIZ UDPゴシック"/>
+                <w:b/>
+                <w:i w:val="0"/>
+                <w:sz w:val="22"/>
+              </w:rPr>
+              <w:t>保険料公費軽減・高額介護サービス費・負担限度額認定・社会福祉法人等軽減・納付相談をまとめる節。</w:t>
+            </w:r>
             <w:r>
               <w:rPr>
                 <w:rFonts w:ascii="BIZ UDPゴシック" w:hAnsi="BIZ UDPゴシック" w:eastAsia="BIZ UDPゴシック"/>
@@ -3177,27 +2751,36 @@
                 <w:i w:val="0"/>
                 <w:sz w:val="22"/>
               </w:rPr>
-              <w:t>第4章 基本目標3③</w:t>
-            </w:r>
-          </w:p>
-        </w:tc>
-        <w:tc>
-          <w:tcPr>
-            <w:tcW w:type="dxa" w:w="4875"/>
-            <w:vAlign w:val="center"/>
-          </w:tcPr>
-          <w:p>
-            <w:pPr>
-              <w:spacing w:before="20" w:after="20"/>
-            </w:pPr>
-            <w:r>
-              <w:rPr>
-                <w:rFonts w:ascii="BIZ UDPゴシック" w:hAnsi="BIZ UDPゴシック" w:eastAsia="BIZ UDPゴシック"/>
-                <w:b w:val="0"/>
-                <w:i w:val="0"/>
-                <w:sz w:val="22"/>
-              </w:rPr>
-              <w:t>同上</w:t>
+              <w:t>本町は所得段階別保険料率の表に軽減後の乗率を載せているが、</w:t>
+            </w:r>
+            <w:r>
+              <w:rPr>
+                <w:rFonts w:ascii="BIZ UDPゴシック" w:hAnsi="BIZ UDPゴシック" w:eastAsia="BIZ UDPゴシック"/>
+                <w:b/>
+                <w:i w:val="0"/>
+                <w:sz w:val="22"/>
+              </w:rPr>
+              <w:t>軽減制度そのものの周知・運用を書いていない</w:t>
+            </w:r>
+          </w:p>
+        </w:tc>
+        <w:tc>
+          <w:tcPr>
+            <w:tcW w:type="dxa" w:w="2561"/>
+            <w:vAlign w:val="center"/>
+          </w:tcPr>
+          <w:p>
+            <w:pPr>
+              <w:spacing w:before="20" w:after="20"/>
+            </w:pPr>
+            <w:r>
+              <w:rPr>
+                <w:rFonts w:ascii="BIZ UDPゴシック" w:hAnsi="BIZ UDPゴシック" w:eastAsia="BIZ UDPゴシック"/>
+                <w:b/>
+                <w:i w:val="0"/>
+                <w:sz w:val="22"/>
+              </w:rPr>
+              <w:t>第6章9　低所得者支援</w:t>
             </w:r>
           </w:p>
         </w:tc>
@@ -3205,7 +2788,7 @@
       <w:tr>
         <w:tc>
           <w:tcPr>
-            <w:tcW w:type="dxa" w:w="2597"/>
+            <w:tcW w:type="dxa" w:w="2440"/>
             <w:vAlign w:val="center"/>
           </w:tcPr>
           <w:p>
@@ -3219,7 +2802,7 @@
                 <w:i w:val="0"/>
                 <w:sz w:val="22"/>
               </w:rPr>
-              <w:t>第6章　介護保険事業等の見込み</w:t>
+              <w:t>資料編</w:t>
             </w:r>
             <w:r>
               <w:rPr>
@@ -3229,19 +2812,28 @@
                 <w:sz w:val="22"/>
               </w:rPr>
               <w:br/>
-              <w:t>第3節　介護保険サービス事業費の見込み</w:t>
-            </w:r>
-          </w:p>
-        </w:tc>
-        <w:tc>
-          <w:tcPr>
-            <w:tcW w:type="dxa" w:w="2165"/>
-            <w:vAlign w:val="center"/>
-          </w:tcPr>
-          <w:p>
-            <w:pPr>
-              <w:spacing w:before="20" w:after="20"/>
-            </w:pPr>
+              <w:t>資料1　代表KPIの定義</w:t>
+            </w:r>
+          </w:p>
+        </w:tc>
+        <w:tc>
+          <w:tcPr>
+            <w:tcW w:type="dxa" w:w="4637"/>
+            <w:vAlign w:val="center"/>
+          </w:tcPr>
+          <w:p>
+            <w:pPr>
+              <w:spacing w:before="20" w:after="20"/>
+            </w:pPr>
+            <w:r>
+              <w:rPr>
+                <w:rFonts w:ascii="BIZ UDPゴシック" w:hAnsi="BIZ UDPゴシック" w:eastAsia="BIZ UDPゴシック"/>
+                <w:b/>
+                <w:i w:val="0"/>
+                <w:sz w:val="22"/>
+              </w:rPr>
+              <w:t>成果指標の定義・算式・基準時点・データ源を固定する資料。</w:t>
+            </w:r>
             <w:r>
               <w:rPr>
                 <w:rFonts w:ascii="BIZ UDPゴシック" w:hAnsi="BIZ UDPゴシック" w:eastAsia="BIZ UDPゴシック"/>
@@ -3249,19 +2841,17 @@
                 <w:i w:val="0"/>
                 <w:sz w:val="22"/>
               </w:rPr>
-              <w:t>第4章 基本目標3③</w:t>
-            </w:r>
-          </w:p>
-        </w:tc>
-        <w:tc>
-          <w:tcPr>
-            <w:tcW w:type="dxa" w:w="4875"/>
-            <w:vAlign w:val="center"/>
-          </w:tcPr>
-          <w:p>
-            <w:pPr>
-              <w:spacing w:before="20" w:after="20"/>
-            </w:pPr>
+              <w:t>本町は成果指標を第4章の表に書いているが、</w:t>
+            </w:r>
+            <w:r>
+              <w:rPr>
+                <w:rFonts w:ascii="BIZ UDPゴシック" w:hAnsi="BIZ UDPゴシック" w:eastAsia="BIZ UDPゴシック"/>
+                <w:b/>
+                <w:i w:val="0"/>
+                <w:sz w:val="22"/>
+              </w:rPr>
+              <w:t>定義書が無い</w:t>
+            </w:r>
             <w:r>
               <w:rPr>
                 <w:rFonts w:ascii="BIZ UDPゴシック" w:hAnsi="BIZ UDPゴシック" w:eastAsia="BIZ UDPゴシック"/>
@@ -3269,7 +2859,36 @@
                 <w:i w:val="0"/>
                 <w:sz w:val="22"/>
               </w:rPr>
-              <w:t>同上</w:t>
+              <w:t>。</w:t>
+            </w:r>
+            <w:r>
+              <w:rPr>
+                <w:rFonts w:ascii="BIZ UDPゴシック" w:hAnsi="BIZ UDPゴシック" w:eastAsia="BIZ UDPゴシック"/>
+                <w:b/>
+                <w:i w:val="0"/>
+                <w:sz w:val="22"/>
+              </w:rPr>
+              <w:t>指標の定義が動くと年次評価が成り立たない</w:t>
+            </w:r>
+          </w:p>
+        </w:tc>
+        <w:tc>
+          <w:tcPr>
+            <w:tcW w:type="dxa" w:w="2561"/>
+            <w:vAlign w:val="center"/>
+          </w:tcPr>
+          <w:p>
+            <w:pPr>
+              <w:spacing w:before="20" w:after="20"/>
+            </w:pPr>
+            <w:r>
+              <w:rPr>
+                <w:rFonts w:ascii="BIZ UDPゴシック" w:hAnsi="BIZ UDPゴシック" w:eastAsia="BIZ UDPゴシック"/>
+                <w:b/>
+                <w:i w:val="0"/>
+                <w:sz w:val="22"/>
+              </w:rPr>
+              <w:t>資料編8　成果指標の定義（算式・基準時点・データ源・除外・定義変更の扱い）</w:t>
             </w:r>
           </w:p>
         </w:tc>
@@ -3277,7 +2896,7 @@
       <w:tr>
         <w:tc>
           <w:tcPr>
-            <w:tcW w:type="dxa" w:w="2597"/>
+            <w:tcW w:type="dxa" w:w="2440"/>
             <w:vAlign w:val="center"/>
           </w:tcPr>
           <w:p>
@@ -3291,7 +2910,7 @@
                 <w:i w:val="0"/>
                 <w:sz w:val="22"/>
               </w:rPr>
-              <w:t>第6章　介護保険事業等の見込み</w:t>
+              <w:t>資料編</w:t>
             </w:r>
             <w:r>
               <w:rPr>
@@ -3301,19 +2920,28 @@
                 <w:sz w:val="22"/>
               </w:rPr>
               <w:br/>
-              <w:t>第4節　介護保険サービス等における施設の見込み</w:t>
-            </w:r>
-          </w:p>
-        </w:tc>
-        <w:tc>
-          <w:tcPr>
-            <w:tcW w:type="dxa" w:w="2165"/>
-            <w:vAlign w:val="center"/>
-          </w:tcPr>
-          <w:p>
-            <w:pPr>
-              <w:spacing w:before="20" w:after="20"/>
-            </w:pPr>
+              <w:t>資料3　年次評価スコアカード</w:t>
+            </w:r>
+          </w:p>
+        </w:tc>
+        <w:tc>
+          <w:tcPr>
+            <w:tcW w:type="dxa" w:w="4637"/>
+            <w:vAlign w:val="center"/>
+          </w:tcPr>
+          <w:p>
+            <w:pPr>
+              <w:spacing w:before="20" w:after="20"/>
+            </w:pPr>
+            <w:r>
+              <w:rPr>
+                <w:rFonts w:ascii="BIZ UDPゴシック" w:hAnsi="BIZ UDPゴシック" w:eastAsia="BIZ UDPゴシック"/>
+                <w:b/>
+                <w:i w:val="0"/>
+                <w:sz w:val="22"/>
+              </w:rPr>
+              <w:t>毎年度の評価を記入する様式。</w:t>
+            </w:r>
             <w:r>
               <w:rPr>
                 <w:rFonts w:ascii="BIZ UDPゴシック" w:hAnsi="BIZ UDPゴシック" w:eastAsia="BIZ UDPゴシック"/>
@@ -3321,13 +2949,13 @@
                 <w:i w:val="0"/>
                 <w:sz w:val="22"/>
               </w:rPr>
-              <w:t>第4章 基本目標3②（必要利用定員総数）</w:t>
-            </w:r>
-          </w:p>
-        </w:tc>
-        <w:tc>
-          <w:tcPr>
-            <w:tcW w:type="dxa" w:w="4875"/>
+              <w:t>本町は第5章2（進行管理）に評価の方法を書いているが、様式が無い</w:t>
+            </w:r>
+          </w:p>
+        </w:tc>
+        <w:tc>
+          <w:tcPr>
+            <w:tcW w:type="dxa" w:w="2561"/>
             <w:vAlign w:val="center"/>
           </w:tcPr>
           <w:p>
@@ -3341,7 +2969,29 @@
                 <w:i w:val="0"/>
                 <w:sz w:val="22"/>
               </w:rPr>
-              <w:t>他団体は4項目に分けている</w:t>
+              <w:t>資料編9　年次評価の様式（判定4区分・未達の要因・次年度の対応）</w:t>
+            </w:r>
+          </w:p>
+        </w:tc>
+      </w:tr>
+      <w:tr>
+        <w:tc>
+          <w:tcPr>
+            <w:tcW w:type="dxa" w:w="2440"/>
+            <w:vAlign w:val="center"/>
+          </w:tcPr>
+          <w:p>
+            <w:pPr>
+              <w:spacing w:before="20" w:after="20"/>
+            </w:pPr>
+            <w:r>
+              <w:rPr>
+                <w:rFonts w:ascii="BIZ UDPゴシック" w:hAnsi="BIZ UDPゴシック" w:eastAsia="BIZ UDPゴシック"/>
+                <w:b/>
+                <w:i w:val="0"/>
+                <w:sz w:val="22"/>
+              </w:rPr>
+              <w:t>資料編</w:t>
             </w:r>
             <w:r>
               <w:rPr>
@@ -3350,8 +3000,20 @@
                 <w:i w:val="0"/>
                 <w:sz w:val="22"/>
               </w:rPr>
-              <w:t>（24時間対応サービスの確保方策／施設・居住系の整備見込み／在宅医療・高齢者救急との整合／圏域ごとの必要利用定員総数）。</w:t>
-            </w:r>
+              <w:br/>
+              <w:t>資料4　施策の採否・見直し基準</w:t>
+            </w:r>
+          </w:p>
+        </w:tc>
+        <w:tc>
+          <w:tcPr>
+            <w:tcW w:type="dxa" w:w="4637"/>
+            <w:vAlign w:val="center"/>
+          </w:tcPr>
+          <w:p>
+            <w:pPr>
+              <w:spacing w:before="20" w:after="20"/>
+            </w:pPr>
             <w:r>
               <w:rPr>
                 <w:rFonts w:ascii="BIZ UDPゴシック" w:hAnsi="BIZ UDPゴシック" w:eastAsia="BIZ UDPゴシック"/>
@@ -3359,7 +3021,279 @@
                 <w:i w:val="0"/>
                 <w:sz w:val="22"/>
               </w:rPr>
-              <w:t>本町は必要利用定員総数のみ。24時間対応サービスの確保方策を書いていない</w:t>
+              <w:t>未達のときに施策をどう見直すかの基準。</w:t>
+            </w:r>
+            <w:r>
+              <w:rPr>
+                <w:rFonts w:ascii="BIZ UDPゴシック" w:hAnsi="BIZ UDPゴシック" w:eastAsia="BIZ UDPゴシック"/>
+                <w:b w:val="0"/>
+                <w:i w:val="0"/>
+                <w:sz w:val="22"/>
+              </w:rPr>
+              <w:t>本町は書いていない</w:t>
+            </w:r>
+          </w:p>
+        </w:tc>
+        <w:tc>
+          <w:tcPr>
+            <w:tcW w:type="dxa" w:w="2561"/>
+            <w:vAlign w:val="center"/>
+          </w:tcPr>
+          <w:p>
+            <w:pPr>
+              <w:spacing w:before="20" w:after="20"/>
+            </w:pPr>
+            <w:r>
+              <w:rPr>
+                <w:rFonts w:ascii="BIZ UDPゴシック" w:hAnsi="BIZ UDPゴシック" w:eastAsia="BIZ UDPゴシック"/>
+                <w:b/>
+                <w:i w:val="0"/>
+                <w:sz w:val="22"/>
+              </w:rPr>
+              <w:t>資料編10　施策の見直しの基準（未達の要因別）</w:t>
+            </w:r>
+          </w:p>
+        </w:tc>
+      </w:tr>
+      <w:tr>
+        <w:tc>
+          <w:tcPr>
+            <w:tcW w:type="dxa" w:w="2440"/>
+            <w:vAlign w:val="center"/>
+          </w:tcPr>
+          <w:p>
+            <w:pPr>
+              <w:spacing w:before="20" w:after="20"/>
+            </w:pPr>
+            <w:r>
+              <w:rPr>
+                <w:rFonts w:ascii="BIZ UDPゴシック" w:hAnsi="BIZ UDPゴシック" w:eastAsia="BIZ UDPゴシック"/>
+                <w:b/>
+                <w:i w:val="0"/>
+                <w:sz w:val="22"/>
+              </w:rPr>
+              <w:t>資料編</w:t>
+            </w:r>
+            <w:r>
+              <w:rPr>
+                <w:rFonts w:ascii="BIZ UDPゴシック" w:hAnsi="BIZ UDPゴシック" w:eastAsia="BIZ UDPゴシック"/>
+                <w:b w:val="0"/>
+                <w:i w:val="0"/>
+                <w:sz w:val="22"/>
+              </w:rPr>
+              <w:br/>
+              <w:t>資料5　主な参照資料</w:t>
+            </w:r>
+          </w:p>
+        </w:tc>
+        <w:tc>
+          <w:tcPr>
+            <w:tcW w:type="dxa" w:w="4637"/>
+            <w:vAlign w:val="center"/>
+          </w:tcPr>
+          <w:p>
+            <w:pPr>
+              <w:spacing w:before="20" w:after="20"/>
+            </w:pPr>
+            <w:r>
+              <w:rPr>
+                <w:rFonts w:ascii="BIZ UDPゴシック" w:hAnsi="BIZ UDPゴシック" w:eastAsia="BIZ UDPゴシック"/>
+                <w:b/>
+                <w:i w:val="0"/>
+                <w:sz w:val="22"/>
+              </w:rPr>
+              <w:t>出典の一覧。</w:t>
+            </w:r>
+            <w:r>
+              <w:rPr>
+                <w:rFonts w:ascii="BIZ UDPゴシック" w:hAnsi="BIZ UDPゴシック" w:eastAsia="BIZ UDPゴシック"/>
+                <w:b w:val="0"/>
+                <w:i w:val="0"/>
+                <w:sz w:val="22"/>
+              </w:rPr>
+              <w:t>本町は各表の下に出所を書いているが、一覧が無い</w:t>
+            </w:r>
+          </w:p>
+        </w:tc>
+        <w:tc>
+          <w:tcPr>
+            <w:tcW w:type="dxa" w:w="2561"/>
+            <w:vAlign w:val="center"/>
+          </w:tcPr>
+          <w:p>
+            <w:pPr>
+              <w:spacing w:before="20" w:after="20"/>
+            </w:pPr>
+            <w:r>
+              <w:rPr>
+                <w:rFonts w:ascii="BIZ UDPゴシック" w:hAnsi="BIZ UDPゴシック" w:eastAsia="BIZ UDPゴシック"/>
+                <w:b/>
+                <w:i w:val="0"/>
+                <w:sz w:val="22"/>
+              </w:rPr>
+              <w:t>資料編11　主な参照資料</w:t>
+            </w:r>
+          </w:p>
+        </w:tc>
+      </w:tr>
+      <w:tr>
+        <w:tc>
+          <w:tcPr>
+            <w:tcW w:type="dxa" w:w="2440"/>
+            <w:vAlign w:val="center"/>
+          </w:tcPr>
+          <w:p>
+            <w:pPr>
+              <w:spacing w:before="20" w:after="20"/>
+            </w:pPr>
+            <w:r>
+              <w:rPr>
+                <w:rFonts w:ascii="BIZ UDPゴシック" w:hAnsi="BIZ UDPゴシック" w:eastAsia="BIZ UDPゴシック"/>
+                <w:b/>
+                <w:i w:val="0"/>
+                <w:sz w:val="22"/>
+              </w:rPr>
+              <w:t>資料編</w:t>
+            </w:r>
+            <w:r>
+              <w:rPr>
+                <w:rFonts w:ascii="BIZ UDPゴシック" w:hAnsi="BIZ UDPゴシック" w:eastAsia="BIZ UDPゴシック"/>
+                <w:b w:val="0"/>
+                <w:i w:val="0"/>
+                <w:sz w:val="22"/>
+              </w:rPr>
+              <w:br/>
+              <w:t>資料6　基本指針の新別表「確認すべき指標・状況」への対応</w:t>
+            </w:r>
+          </w:p>
+        </w:tc>
+        <w:tc>
+          <w:tcPr>
+            <w:tcW w:type="dxa" w:w="4637"/>
+            <w:vAlign w:val="center"/>
+          </w:tcPr>
+          <w:p>
+            <w:pPr>
+              <w:spacing w:before="20" w:after="20"/>
+            </w:pPr>
+            <w:r>
+              <w:rPr>
+                <w:rFonts w:ascii="BIZ UDPゴシック" w:hAnsi="BIZ UDPゴシック" w:eastAsia="BIZ UDPゴシック"/>
+                <w:b/>
+                <w:i w:val="0"/>
+                <w:sz w:val="22"/>
+              </w:rPr>
+              <w:t>国の基本指針が示す確認すべき指標に、計画のどこで答えたかの対応表。</w:t>
+            </w:r>
+            <w:r>
+              <w:rPr>
+                <w:rFonts w:ascii="BIZ UDPゴシック" w:hAnsi="BIZ UDPゴシック" w:eastAsia="BIZ UDPゴシック"/>
+                <w:b w:val="0"/>
+                <w:i w:val="0"/>
+                <w:sz w:val="22"/>
+              </w:rPr>
+              <w:t>本町は書いていない</w:t>
+            </w:r>
+          </w:p>
+        </w:tc>
+        <w:tc>
+          <w:tcPr>
+            <w:tcW w:type="dxa" w:w="2561"/>
+            <w:vAlign w:val="center"/>
+          </w:tcPr>
+          <w:p>
+            <w:pPr>
+              <w:spacing w:before="20" w:after="20"/>
+            </w:pPr>
+            <w:r>
+              <w:rPr>
+                <w:rFonts w:ascii="BIZ UDPゴシック" w:hAnsi="BIZ UDPゴシック" w:eastAsia="BIZ UDPゴシック"/>
+                <w:b/>
+                <w:i w:val="0"/>
+                <w:sz w:val="22"/>
+              </w:rPr>
+              <w:t>記載なし</w:t>
+            </w:r>
+          </w:p>
+        </w:tc>
+      </w:tr>
+      <w:tr>
+        <w:tc>
+          <w:tcPr>
+            <w:tcW w:type="dxa" w:w="2440"/>
+            <w:vAlign w:val="center"/>
+          </w:tcPr>
+          <w:p>
+            <w:pPr>
+              <w:spacing w:before="20" w:after="20"/>
+            </w:pPr>
+            <w:r>
+              <w:rPr>
+                <w:rFonts w:ascii="BIZ UDPゴシック" w:hAnsi="BIZ UDPゴシック" w:eastAsia="BIZ UDPゴシック"/>
+                <w:b/>
+                <w:i w:val="0"/>
+                <w:sz w:val="22"/>
+              </w:rPr>
+              <w:t>資料編</w:t>
+            </w:r>
+            <w:r>
+              <w:rPr>
+                <w:rFonts w:ascii="BIZ UDPゴシック" w:hAnsi="BIZ UDPゴシック" w:eastAsia="BIZ UDPゴシック"/>
+                <w:b w:val="0"/>
+                <w:i w:val="0"/>
+                <w:sz w:val="22"/>
+              </w:rPr>
+              <w:br/>
+              <w:t>資料7　図表番号一覧</w:t>
+            </w:r>
+          </w:p>
+        </w:tc>
+        <w:tc>
+          <w:tcPr>
+            <w:tcW w:type="dxa" w:w="4637"/>
+            <w:vAlign w:val="center"/>
+          </w:tcPr>
+          <w:p>
+            <w:pPr>
+              <w:spacing w:before="20" w:after="20"/>
+            </w:pPr>
+            <w:r>
+              <w:rPr>
+                <w:rFonts w:ascii="BIZ UDPゴシック" w:hAnsi="BIZ UDPゴシック" w:eastAsia="BIZ UDPゴシック"/>
+                <w:b/>
+                <w:i w:val="0"/>
+                <w:sz w:val="22"/>
+              </w:rPr>
+              <w:t>図表の通し番号と掲載頁の一覧。</w:t>
+            </w:r>
+            <w:r>
+              <w:rPr>
+                <w:rFonts w:ascii="BIZ UDPゴシック" w:hAnsi="BIZ UDPゴシック" w:eastAsia="BIZ UDPゴシック"/>
+                <w:b w:val="0"/>
+                <w:i w:val="0"/>
+                <w:sz w:val="22"/>
+              </w:rPr>
+              <w:t>本町の素案は表84・図3あるが、番号を振っていない</w:t>
+            </w:r>
+          </w:p>
+        </w:tc>
+        <w:tc>
+          <w:tcPr>
+            <w:tcW w:type="dxa" w:w="2561"/>
+            <w:vAlign w:val="center"/>
+          </w:tcPr>
+          <w:p>
+            <w:pPr>
+              <w:spacing w:before="20" w:after="20"/>
+            </w:pPr>
+            <w:r>
+              <w:rPr>
+                <w:rFonts w:ascii="BIZ UDPゴシック" w:hAnsi="BIZ UDPゴシック" w:eastAsia="BIZ UDPゴシック"/>
+                <w:b/>
+                <w:i w:val="0"/>
+                <w:sz w:val="22"/>
+              </w:rPr>
+              <w:t>記載なし</w:t>
             </w:r>
           </w:p>
         </w:tc>
@@ -3384,9 +3318,1037 @@
           <w:color w:val="2E74B5"/>
           <w:sz w:val="28"/>
         </w:rPr>
+        <w:t>(2)　記載はあるが扱いが違うもの</w:t>
+      </w:r>
+      <w:bookmarkEnd w:id="105"/>
+    </w:p>
+    <w:tbl>
+      <w:tblPr>
+        <w:tblW w:type="auto" w:w="0"/>
+        <w:jc w:val="center"/>
+        <w:tblLayout w:type="fixed"/>
+        <w:tblLook w:firstColumn="1" w:firstRow="1" w:lastColumn="0" w:lastRow="0" w:noHBand="0" w:noVBand="1" w:val="04A0"/>
+        <w:tblBorders>
+          <w:top w:val="single" w:sz="6" w:space="0" w:color="2E75B6"/>
+          <w:left w:val="single" w:sz="4" w:space="0" w:color="BFBFBF"/>
+          <w:bottom w:val="single" w:sz="6" w:space="0" w:color="2E75B6"/>
+          <w:right w:val="single" w:sz="4" w:space="0" w:color="BFBFBF"/>
+          <w:insideH w:val="single" w:sz="4" w:space="0" w:color="BFBFBF"/>
+          <w:insideV w:val="single" w:sz="4" w:space="0" w:color="BFBFBF"/>
+        </w:tblBorders>
+        <w:tblCellMar>
+          <w:left w:w="10" w:type="dxa"/>
+          <w:right w:w="10" w:type="dxa"/>
+        </w:tblCellMar>
+      </w:tblPr>
+      <w:tblGrid>
+        <w:gridCol w:w="2532"/>
+        <w:gridCol w:w="2390"/>
+        <w:gridCol w:w="4716"/>
+      </w:tblGrid>
+      <w:tr>
+        <w:tc>
+          <w:tcPr>
+            <w:tcW w:type="dxa" w:w="2532"/>
+            <w:shd w:val="clear" w:fill="1F3864"/>
+            <w:vAlign w:val="center"/>
+          </w:tcPr>
+          <w:p>
+            <w:pPr>
+              <w:spacing w:before="20" w:after="20"/>
+              <w:jc w:val="center"/>
+            </w:pPr>
+            <w:r>
+              <w:rPr>
+                <w:rFonts w:ascii="BIZ UDPゴシック" w:hAnsi="BIZ UDPゴシック" w:eastAsia="BIZ UDPゴシック"/>
+                <w:b/>
+                <w:i w:val="0"/>
+                <w:color w:val="FFFFFF"/>
+                <w:sz w:val="22"/>
+              </w:rPr>
+              <w:t>他団体の計画の章・節</w:t>
+            </w:r>
+          </w:p>
+        </w:tc>
+        <w:tc>
+          <w:tcPr>
+            <w:tcW w:type="dxa" w:w="2390"/>
+            <w:shd w:val="clear" w:fill="1F3864"/>
+            <w:vAlign w:val="center"/>
+          </w:tcPr>
+          <w:p>
+            <w:pPr>
+              <w:spacing w:before="20" w:after="20"/>
+              <w:jc w:val="center"/>
+            </w:pPr>
+            <w:r>
+              <w:rPr>
+                <w:rFonts w:ascii="BIZ UDPゴシック" w:hAnsi="BIZ UDPゴシック" w:eastAsia="BIZ UDPゴシック"/>
+                <w:b/>
+                <w:i w:val="0"/>
+                <w:color w:val="FFFFFF"/>
+                <w:sz w:val="22"/>
+              </w:rPr>
+              <w:t>本町の対応箇所</w:t>
+            </w:r>
+          </w:p>
+        </w:tc>
+        <w:tc>
+          <w:tcPr>
+            <w:tcW w:type="dxa" w:w="4716"/>
+            <w:shd w:val="clear" w:fill="1F3864"/>
+            <w:vAlign w:val="center"/>
+          </w:tcPr>
+          <w:p>
+            <w:pPr>
+              <w:spacing w:before="20" w:after="20"/>
+              <w:jc w:val="center"/>
+            </w:pPr>
+            <w:r>
+              <w:rPr>
+                <w:rFonts w:ascii="BIZ UDPゴシック" w:hAnsi="BIZ UDPゴシック" w:eastAsia="BIZ UDPゴシック"/>
+                <w:b/>
+                <w:i w:val="0"/>
+                <w:color w:val="FFFFFF"/>
+                <w:sz w:val="22"/>
+              </w:rPr>
+              <w:t>違い</w:t>
+            </w:r>
+          </w:p>
+        </w:tc>
+      </w:tr>
+      <w:tr>
+        <w:tc>
+          <w:tcPr>
+            <w:tcW w:type="dxa" w:w="2532"/>
+            <w:vAlign w:val="center"/>
+          </w:tcPr>
+          <w:p>
+            <w:pPr>
+              <w:spacing w:before="20" w:after="20"/>
+            </w:pPr>
+            <w:r>
+              <w:rPr>
+                <w:rFonts w:ascii="BIZ UDPゴシック" w:hAnsi="BIZ UDPゴシック" w:eastAsia="BIZ UDPゴシック"/>
+                <w:b/>
+                <w:i w:val="0"/>
+                <w:sz w:val="22"/>
+              </w:rPr>
+              <w:t>第1章　計画策定の意義</w:t>
+            </w:r>
+            <w:r>
+              <w:rPr>
+                <w:rFonts w:ascii="BIZ UDPゴシック" w:hAnsi="BIZ UDPゴシック" w:eastAsia="BIZ UDPゴシック"/>
+                <w:b w:val="0"/>
+                <w:i w:val="0"/>
+                <w:sz w:val="22"/>
+              </w:rPr>
+              <w:br/>
+              <w:t>第6節　計画の進行管理・推進体制</w:t>
+            </w:r>
+          </w:p>
+        </w:tc>
+        <w:tc>
+          <w:tcPr>
+            <w:tcW w:type="dxa" w:w="2390"/>
+            <w:vAlign w:val="center"/>
+          </w:tcPr>
+          <w:p>
+            <w:pPr>
+              <w:spacing w:before="20" w:after="20"/>
+            </w:pPr>
+            <w:r>
+              <w:rPr>
+                <w:rFonts w:ascii="BIZ UDPゴシック" w:hAnsi="BIZ UDPゴシック" w:eastAsia="BIZ UDPゴシック"/>
+                <w:b/>
+                <w:i w:val="0"/>
+                <w:sz w:val="22"/>
+              </w:rPr>
+              <w:t>第1章6　計画の進行管理・推進体制（評価の3層・推進体制・点検項目）</w:t>
+            </w:r>
+          </w:p>
+        </w:tc>
+        <w:tc>
+          <w:tcPr>
+            <w:tcW w:type="dxa" w:w="4716"/>
+            <w:vAlign w:val="center"/>
+          </w:tcPr>
+          <w:p>
+            <w:pPr>
+              <w:spacing w:before="20" w:after="20"/>
+            </w:pPr>
+            <w:r>
+              <w:rPr>
+                <w:rFonts w:ascii="BIZ UDPゴシック" w:hAnsi="BIZ UDPゴシック" w:eastAsia="BIZ UDPゴシック"/>
+                <w:b w:val="0"/>
+                <w:i w:val="0"/>
+                <w:sz w:val="22"/>
+              </w:rPr>
+              <w:t>本町は最終章に置いている。他団体は第1章に置き、評価の3層（成果KPI／施策管理指標／需給・財政モニタリング）を先に示している</w:t>
+            </w:r>
+          </w:p>
+        </w:tc>
+      </w:tr>
+      <w:tr>
+        <w:tc>
+          <w:tcPr>
+            <w:tcW w:type="dxa" w:w="2532"/>
+            <w:vAlign w:val="center"/>
+          </w:tcPr>
+          <w:p>
+            <w:pPr>
+              <w:spacing w:before="20" w:after="20"/>
+            </w:pPr>
+            <w:r>
+              <w:rPr>
+                <w:rFonts w:ascii="BIZ UDPゴシック" w:hAnsi="BIZ UDPゴシック" w:eastAsia="BIZ UDPゴシック"/>
+                <w:b/>
+                <w:i w:val="0"/>
+                <w:sz w:val="22"/>
+              </w:rPr>
+              <w:t>第1章　計画策定の意義</w:t>
+            </w:r>
+            <w:r>
+              <w:rPr>
+                <w:rFonts w:ascii="BIZ UDPゴシック" w:hAnsi="BIZ UDPゴシック" w:eastAsia="BIZ UDPゴシック"/>
+                <w:b w:val="0"/>
+                <w:i w:val="0"/>
+                <w:sz w:val="22"/>
+              </w:rPr>
+              <w:br/>
+              <w:t>第7節　日常生活圏域の設定</w:t>
+            </w:r>
+          </w:p>
+        </w:tc>
+        <w:tc>
+          <w:tcPr>
+            <w:tcW w:type="dxa" w:w="2390"/>
+            <w:vAlign w:val="center"/>
+          </w:tcPr>
+          <w:p>
+            <w:pPr>
+              <w:spacing w:before="20" w:after="20"/>
+            </w:pPr>
+            <w:r>
+              <w:rPr>
+                <w:rFonts w:ascii="BIZ UDPゴシック" w:hAnsi="BIZ UDPゴシック" w:eastAsia="BIZ UDPゴシック"/>
+                <w:b/>
+                <w:i w:val="0"/>
+                <w:sz w:val="22"/>
+              </w:rPr>
+              <w:t>第1章5　日常生活圏域の設定（4つの条件と判断）</w:t>
+            </w:r>
+          </w:p>
+        </w:tc>
+        <w:tc>
+          <w:tcPr>
+            <w:tcW w:type="dxa" w:w="4716"/>
+            <w:vAlign w:val="center"/>
+          </w:tcPr>
+          <w:p>
+            <w:pPr>
+              <w:spacing w:before="20" w:after="20"/>
+            </w:pPr>
+            <w:r>
+              <w:rPr>
+                <w:rFonts w:ascii="BIZ UDPゴシック" w:hAnsi="BIZ UDPゴシック" w:eastAsia="BIZ UDPゴシック"/>
+                <w:b/>
+                <w:i w:val="0"/>
+                <w:sz w:val="22"/>
+              </w:rPr>
+              <w:t>介護保険法117条2項1号が定めを求める事項。</w:t>
+            </w:r>
+            <w:r>
+              <w:rPr>
+                <w:rFonts w:ascii="BIZ UDPゴシック" w:hAnsi="BIZ UDPゴシック" w:eastAsia="BIZ UDPゴシック"/>
+                <w:b w:val="0"/>
+                <w:i w:val="0"/>
+                <w:sz w:val="22"/>
+              </w:rPr>
+              <w:t>本町は「町全域を1つの圏域」とする旨を表の1行と注記に書いているが、独立した節にしていない。</w:t>
+            </w:r>
+            <w:r>
+              <w:rPr>
+                <w:rFonts w:ascii="BIZ UDPゴシック" w:hAnsi="BIZ UDPゴシック" w:eastAsia="BIZ UDPゴシック"/>
+                <w:b/>
+                <w:i w:val="0"/>
+                <w:sz w:val="22"/>
+              </w:rPr>
+              <w:t>理由（地理的条件・人口・交通事情）を示していない</w:t>
+            </w:r>
+          </w:p>
+        </w:tc>
+      </w:tr>
+      <w:tr>
+        <w:tc>
+          <w:tcPr>
+            <w:tcW w:type="dxa" w:w="2532"/>
+            <w:vAlign w:val="center"/>
+          </w:tcPr>
+          <w:p>
+            <w:pPr>
+              <w:spacing w:before="20" w:after="20"/>
+            </w:pPr>
+            <w:r>
+              <w:rPr>
+                <w:rFonts w:ascii="BIZ UDPゴシック" w:hAnsi="BIZ UDPゴシック" w:eastAsia="BIZ UDPゴシック"/>
+                <w:b/>
+                <w:i w:val="0"/>
+                <w:sz w:val="22"/>
+              </w:rPr>
+              <w:t>第1章　計画策定の意義</w:t>
+            </w:r>
+            <w:r>
+              <w:rPr>
+                <w:rFonts w:ascii="BIZ UDPゴシック" w:hAnsi="BIZ UDPゴシック" w:eastAsia="BIZ UDPゴシック"/>
+                <w:b w:val="0"/>
+                <w:i w:val="0"/>
+                <w:sz w:val="22"/>
+              </w:rPr>
+              <w:br/>
+              <w:t>第9節　介護保険制度改正の主な内容</w:t>
+            </w:r>
+          </w:p>
+        </w:tc>
+        <w:tc>
+          <w:tcPr>
+            <w:tcW w:type="dxa" w:w="2390"/>
+            <w:vAlign w:val="center"/>
+          </w:tcPr>
+          <w:p>
+            <w:pPr>
+              <w:spacing w:before="20" w:after="20"/>
+            </w:pPr>
+            <w:r>
+              <w:rPr>
+                <w:rFonts w:ascii="BIZ UDPゴシック" w:hAnsi="BIZ UDPゴシック" w:eastAsia="BIZ UDPゴシック"/>
+                <w:b w:val="0"/>
+                <w:i w:val="0"/>
+                <w:sz w:val="22"/>
+              </w:rPr>
+              <w:t>第1章2　第10期計画の基本指針</w:t>
+            </w:r>
+          </w:p>
+        </w:tc>
+        <w:tc>
+          <w:tcPr>
+            <w:tcW w:type="dxa" w:w="4716"/>
+            <w:vAlign w:val="center"/>
+          </w:tcPr>
+          <w:p>
+            <w:pPr>
+              <w:spacing w:before="20" w:after="20"/>
+            </w:pPr>
+            <w:r>
+              <w:rPr>
+                <w:rFonts w:ascii="BIZ UDPゴシック" w:hAnsi="BIZ UDPゴシック" w:eastAsia="BIZ UDPゴシック"/>
+                <w:b/>
+                <w:i w:val="0"/>
+                <w:sz w:val="22"/>
+              </w:rPr>
+              <w:t>他団体は国の基本指針（案）の動向、法改正（令和8年法律第51号）、医療計画等との整合の3項目に分けている。</w:t>
+            </w:r>
+            <w:r>
+              <w:rPr>
+                <w:rFonts w:ascii="BIZ UDPゴシック" w:hAnsi="BIZ UDPゴシック" w:eastAsia="BIZ UDPゴシック"/>
+                <w:b w:val="0"/>
+                <w:i w:val="0"/>
+                <w:sz w:val="22"/>
+              </w:rPr>
+              <w:t>本町は基本指針の記載にとどまり、法改正の内容を書いていない</w:t>
+            </w:r>
+          </w:p>
+        </w:tc>
+      </w:tr>
+      <w:tr>
+        <w:tc>
+          <w:tcPr>
+            <w:tcW w:type="dxa" w:w="2532"/>
+            <w:vAlign w:val="center"/>
+          </w:tcPr>
+          <w:p>
+            <w:pPr>
+              <w:spacing w:before="20" w:after="20"/>
+            </w:pPr>
+            <w:r>
+              <w:rPr>
+                <w:rFonts w:ascii="BIZ UDPゴシック" w:hAnsi="BIZ UDPゴシック" w:eastAsia="BIZ UDPゴシック"/>
+                <w:b/>
+                <w:i w:val="0"/>
+                <w:sz w:val="22"/>
+              </w:rPr>
+              <w:t>第2章　高齢者及び介護保険の状況</w:t>
+            </w:r>
+            <w:r>
+              <w:rPr>
+                <w:rFonts w:ascii="BIZ UDPゴシック" w:hAnsi="BIZ UDPゴシック" w:eastAsia="BIZ UDPゴシック"/>
+                <w:b w:val="0"/>
+                <w:i w:val="0"/>
+                <w:sz w:val="22"/>
+              </w:rPr>
+              <w:br/>
+              <w:t>第3節　サービス提供体制の状況</w:t>
+            </w:r>
+          </w:p>
+        </w:tc>
+        <w:tc>
+          <w:tcPr>
+            <w:tcW w:type="dxa" w:w="2390"/>
+            <w:vAlign w:val="center"/>
+          </w:tcPr>
+          <w:p>
+            <w:pPr>
+              <w:spacing w:before="20" w:after="20"/>
+            </w:pPr>
+            <w:r>
+              <w:rPr>
+                <w:rFonts w:ascii="BIZ UDPゴシック" w:hAnsi="BIZ UDPゴシック" w:eastAsia="BIZ UDPゴシック"/>
+                <w:b w:val="0"/>
+                <w:i w:val="0"/>
+                <w:sz w:val="22"/>
+              </w:rPr>
+              <w:t>第2章5　サービス提供体制の状況</w:t>
+            </w:r>
+          </w:p>
+        </w:tc>
+        <w:tc>
+          <w:tcPr>
+            <w:tcW w:type="dxa" w:w="4716"/>
+            <w:vAlign w:val="center"/>
+          </w:tcPr>
+          <w:p>
+            <w:pPr>
+              <w:spacing w:before="20" w:after="20"/>
+            </w:pPr>
+            <w:r>
+              <w:rPr>
+                <w:rFonts w:ascii="BIZ UDPゴシック" w:hAnsi="BIZ UDPゴシック" w:eastAsia="BIZ UDPゴシック"/>
+                <w:b/>
+                <w:i w:val="0"/>
+                <w:sz w:val="22"/>
+              </w:rPr>
+              <w:t>他団体は8項目に分けている</w:t>
+            </w:r>
+            <w:r>
+              <w:rPr>
+                <w:rFonts w:ascii="BIZ UDPゴシック" w:hAnsi="BIZ UDPゴシック" w:eastAsia="BIZ UDPゴシック"/>
+                <w:b w:val="0"/>
+                <w:i w:val="0"/>
+                <w:sz w:val="22"/>
+              </w:rPr>
+              <w:t>（域内に事業所が存在しないサービス／事業所数の推移／供給の薄い分野と厚い分野／自給率／従事者数／施設・住まいの供給量／通常の事業実施地域／入退所の状況）。</w:t>
+            </w:r>
+            <w:r>
+              <w:rPr>
+                <w:rFonts w:ascii="BIZ UDPゴシック" w:hAnsi="BIZ UDPゴシック" w:eastAsia="BIZ UDPゴシック"/>
+                <w:b/>
+                <w:i w:val="0"/>
+                <w:sz w:val="22"/>
+              </w:rPr>
+              <w:t>本町で書けるのは自給率と供給量まで。従事者数・通常の事業実施地域・入退所の状況は資料が無い</w:t>
+            </w:r>
+          </w:p>
+        </w:tc>
+      </w:tr>
+      <w:tr>
+        <w:tc>
+          <w:tcPr>
+            <w:tcW w:type="dxa" w:w="2532"/>
+            <w:vAlign w:val="center"/>
+          </w:tcPr>
+          <w:p>
+            <w:pPr>
+              <w:spacing w:before="20" w:after="20"/>
+            </w:pPr>
+            <w:r>
+              <w:rPr>
+                <w:rFonts w:ascii="BIZ UDPゴシック" w:hAnsi="BIZ UDPゴシック" w:eastAsia="BIZ UDPゴシック"/>
+                <w:b/>
+                <w:i w:val="0"/>
+                <w:sz w:val="22"/>
+              </w:rPr>
+              <w:t>第2章　高齢者及び介護保険の状況</w:t>
+            </w:r>
+            <w:r>
+              <w:rPr>
+                <w:rFonts w:ascii="BIZ UDPゴシック" w:hAnsi="BIZ UDPゴシック" w:eastAsia="BIZ UDPゴシック"/>
+                <w:b w:val="0"/>
+                <w:i w:val="0"/>
+                <w:sz w:val="22"/>
+              </w:rPr>
+              <w:br/>
+              <w:t>第8節　中長期推計からみた需要と財政</w:t>
+            </w:r>
+          </w:p>
+        </w:tc>
+        <w:tc>
+          <w:tcPr>
+            <w:tcW w:type="dxa" w:w="2390"/>
+            <w:vAlign w:val="center"/>
+          </w:tcPr>
+          <w:p>
+            <w:pPr>
+              <w:spacing w:before="20" w:after="20"/>
+            </w:pPr>
+            <w:r>
+              <w:rPr>
+                <w:rFonts w:ascii="BIZ UDPゴシック" w:hAnsi="BIZ UDPゴシック" w:eastAsia="BIZ UDPゴシック"/>
+                <w:b w:val="0"/>
+                <w:i w:val="0"/>
+                <w:sz w:val="22"/>
+              </w:rPr>
+              <w:t>第2章6　高齢者数等の将来推計</w:t>
+            </w:r>
+          </w:p>
+        </w:tc>
+        <w:tc>
+          <w:tcPr>
+            <w:tcW w:type="dxa" w:w="4716"/>
+            <w:vAlign w:val="center"/>
+          </w:tcPr>
+          <w:p>
+            <w:pPr>
+              <w:spacing w:before="20" w:after="20"/>
+            </w:pPr>
+            <w:r>
+              <w:rPr>
+                <w:rFonts w:ascii="BIZ UDPゴシック" w:hAnsi="BIZ UDPゴシック" w:eastAsia="BIZ UDPゴシック"/>
+                <w:b/>
+                <w:i w:val="0"/>
+                <w:sz w:val="22"/>
+              </w:rPr>
+              <w:t>他団体は令和17年・令和22年（2040年）までを見通している。</w:t>
+            </w:r>
+            <w:r>
+              <w:rPr>
+                <w:rFonts w:ascii="BIZ UDPゴシック" w:hAnsi="BIZ UDPゴシック" w:eastAsia="BIZ UDPゴシック"/>
+                <w:b w:val="0"/>
+                <w:i w:val="0"/>
+                <w:sz w:val="22"/>
+              </w:rPr>
+              <w:t>本町の素案は第10期の3年間と令和22年までの人口推計はあるが、</w:t>
+            </w:r>
+            <w:r>
+              <w:rPr>
+                <w:rFonts w:ascii="BIZ UDPゴシック" w:hAnsi="BIZ UDPゴシック" w:eastAsia="BIZ UDPゴシック"/>
+                <w:b/>
+                <w:i w:val="0"/>
+                <w:sz w:val="22"/>
+              </w:rPr>
+              <w:t>給付費・保険料の中長期の見通しを示していない</w:t>
+            </w:r>
+          </w:p>
+        </w:tc>
+      </w:tr>
+      <w:tr>
+        <w:tc>
+          <w:tcPr>
+            <w:tcW w:type="dxa" w:w="2532"/>
+            <w:vAlign w:val="center"/>
+          </w:tcPr>
+          <w:p>
+            <w:pPr>
+              <w:spacing w:before="20" w:after="20"/>
+            </w:pPr>
+            <w:r>
+              <w:rPr>
+                <w:rFonts w:ascii="BIZ UDPゴシック" w:hAnsi="BIZ UDPゴシック" w:eastAsia="BIZ UDPゴシック"/>
+                <w:b/>
+                <w:i w:val="0"/>
+                <w:sz w:val="22"/>
+              </w:rPr>
+              <w:t>第3章　第9期計画の実施状況と評価</w:t>
+            </w:r>
+            <w:r>
+              <w:rPr>
+                <w:rFonts w:ascii="BIZ UDPゴシック" w:hAnsi="BIZ UDPゴシック" w:eastAsia="BIZ UDPゴシック"/>
+                <w:b w:val="0"/>
+                <w:i w:val="0"/>
+                <w:sz w:val="22"/>
+              </w:rPr>
+              <w:br/>
+              <w:t>第4節　第9期計画の評価と第10期への課題</w:t>
+            </w:r>
+          </w:p>
+        </w:tc>
+        <w:tc>
+          <w:tcPr>
+            <w:tcW w:type="dxa" w:w="2390"/>
+            <w:vAlign w:val="center"/>
+          </w:tcPr>
+          <w:p>
+            <w:pPr>
+              <w:spacing w:before="20" w:after="20"/>
+            </w:pPr>
+            <w:r>
+              <w:rPr>
+                <w:rFonts w:ascii="BIZ UDPゴシック" w:hAnsi="BIZ UDPゴシック" w:eastAsia="BIZ UDPゴシック"/>
+                <w:b/>
+                <w:i w:val="0"/>
+                <w:sz w:val="22"/>
+              </w:rPr>
+              <w:t>第3章4　第9期の評価と第10期への課題</w:t>
+            </w:r>
+          </w:p>
+        </w:tc>
+        <w:tc>
+          <w:tcPr>
+            <w:tcW w:type="dxa" w:w="4716"/>
+            <w:vAlign w:val="center"/>
+          </w:tcPr>
+          <w:p>
+            <w:pPr>
+              <w:spacing w:before="20" w:after="20"/>
+            </w:pPr>
+            <w:r>
+              <w:rPr>
+                <w:rFonts w:ascii="BIZ UDPゴシック" w:hAnsi="BIZ UDPゴシック" w:eastAsia="BIZ UDPゴシック"/>
+                <w:b w:val="0"/>
+                <w:i w:val="0"/>
+                <w:sz w:val="22"/>
+              </w:rPr>
+              <w:t>課題の整理はあるが、</w:t>
+            </w:r>
+            <w:r>
+              <w:rPr>
+                <w:rFonts w:ascii="BIZ UDPゴシック" w:hAnsi="BIZ UDPゴシック" w:eastAsia="BIZ UDPゴシック"/>
+                <w:b/>
+                <w:i w:val="0"/>
+                <w:sz w:val="22"/>
+              </w:rPr>
+              <w:t>第9期の評価から導いた形になっていない</w:t>
+            </w:r>
+          </w:p>
+        </w:tc>
+      </w:tr>
+      <w:tr>
+        <w:tc>
+          <w:tcPr>
+            <w:tcW w:type="dxa" w:w="2532"/>
+            <w:vAlign w:val="center"/>
+          </w:tcPr>
+          <w:p>
+            <w:pPr>
+              <w:spacing w:before="20" w:after="20"/>
+            </w:pPr>
+            <w:r>
+              <w:rPr>
+                <w:rFonts w:ascii="BIZ UDPゴシック" w:hAnsi="BIZ UDPゴシック" w:eastAsia="BIZ UDPゴシック"/>
+                <w:b/>
+                <w:i w:val="0"/>
+                <w:sz w:val="22"/>
+              </w:rPr>
+              <w:t>第6章　介護保険事業等の見込み</w:t>
+            </w:r>
+            <w:r>
+              <w:rPr>
+                <w:rFonts w:ascii="BIZ UDPゴシック" w:hAnsi="BIZ UDPゴシック" w:eastAsia="BIZ UDPゴシック"/>
+                <w:b w:val="0"/>
+                <w:i w:val="0"/>
+                <w:sz w:val="22"/>
+              </w:rPr>
+              <w:br/>
+              <w:t>第1節　要介護認定者数の見込み</w:t>
+            </w:r>
+          </w:p>
+        </w:tc>
+        <w:tc>
+          <w:tcPr>
+            <w:tcW w:type="dxa" w:w="2390"/>
+            <w:vAlign w:val="center"/>
+          </w:tcPr>
+          <w:p>
+            <w:pPr>
+              <w:spacing w:before="20" w:after="20"/>
+            </w:pPr>
+            <w:r>
+              <w:rPr>
+                <w:rFonts w:ascii="BIZ UDPゴシック" w:hAnsi="BIZ UDPゴシック" w:eastAsia="BIZ UDPゴシック"/>
+                <w:b/>
+                <w:i w:val="0"/>
+                <w:sz w:val="22"/>
+              </w:rPr>
+              <w:t>第6章（独立した章にした）</w:t>
+            </w:r>
+          </w:p>
+        </w:tc>
+        <w:tc>
+          <w:tcPr>
+            <w:tcW w:type="dxa" w:w="4716"/>
+            <w:vAlign w:val="center"/>
+          </w:tcPr>
+          <w:p>
+            <w:pPr>
+              <w:spacing w:before="20" w:after="20"/>
+            </w:pPr>
+            <w:r>
+              <w:rPr>
+                <w:rFonts w:ascii="BIZ UDPゴシック" w:hAnsi="BIZ UDPゴシック" w:eastAsia="BIZ UDPゴシック"/>
+                <w:b/>
+                <w:i w:val="0"/>
+                <w:sz w:val="22"/>
+              </w:rPr>
+              <w:t>他団体は見込みを独立した章にしている。</w:t>
+            </w:r>
+            <w:r>
+              <w:rPr>
+                <w:rFonts w:ascii="BIZ UDPゴシック" w:hAnsi="BIZ UDPゴシック" w:eastAsia="BIZ UDPゴシック"/>
+                <w:b w:val="0"/>
+                <w:i w:val="0"/>
+                <w:sz w:val="22"/>
+              </w:rPr>
+              <w:t>本町は第2章6（将来推計）と第4章 基本目標3③（見込量と保険料）に分かれている</w:t>
+            </w:r>
+          </w:p>
+        </w:tc>
+      </w:tr>
+      <w:tr>
+        <w:tc>
+          <w:tcPr>
+            <w:tcW w:type="dxa" w:w="2532"/>
+            <w:vAlign w:val="center"/>
+          </w:tcPr>
+          <w:p>
+            <w:pPr>
+              <w:spacing w:before="20" w:after="20"/>
+            </w:pPr>
+            <w:r>
+              <w:rPr>
+                <w:rFonts w:ascii="BIZ UDPゴシック" w:hAnsi="BIZ UDPゴシック" w:eastAsia="BIZ UDPゴシック"/>
+                <w:b/>
+                <w:i w:val="0"/>
+                <w:sz w:val="22"/>
+              </w:rPr>
+              <w:t>第6章　介護保険事業等の見込み</w:t>
+            </w:r>
+            <w:r>
+              <w:rPr>
+                <w:rFonts w:ascii="BIZ UDPゴシック" w:hAnsi="BIZ UDPゴシック" w:eastAsia="BIZ UDPゴシック"/>
+                <w:b w:val="0"/>
+                <w:i w:val="0"/>
+                <w:sz w:val="22"/>
+              </w:rPr>
+              <w:br/>
+              <w:t>第2節　介護給付等サービスの見込量</w:t>
+            </w:r>
+          </w:p>
+        </w:tc>
+        <w:tc>
+          <w:tcPr>
+            <w:tcW w:type="dxa" w:w="2390"/>
+            <w:vAlign w:val="center"/>
+          </w:tcPr>
+          <w:p>
+            <w:pPr>
+              <w:spacing w:before="20" w:after="20"/>
+            </w:pPr>
+            <w:r>
+              <w:rPr>
+                <w:rFonts w:ascii="BIZ UDPゴシック" w:hAnsi="BIZ UDPゴシック" w:eastAsia="BIZ UDPゴシック"/>
+                <w:b/>
+                <w:i w:val="0"/>
+                <w:sz w:val="22"/>
+              </w:rPr>
+              <w:t>第6章（同上）</w:t>
+            </w:r>
+          </w:p>
+        </w:tc>
+        <w:tc>
+          <w:tcPr>
+            <w:tcW w:type="dxa" w:w="4716"/>
+            <w:vAlign w:val="center"/>
+          </w:tcPr>
+          <w:p>
+            <w:pPr>
+              <w:spacing w:before="20" w:after="20"/>
+            </w:pPr>
+            <w:r>
+              <w:rPr>
+                <w:rFonts w:ascii="BIZ UDPゴシック" w:hAnsi="BIZ UDPゴシック" w:eastAsia="BIZ UDPゴシック"/>
+                <w:b w:val="0"/>
+                <w:i w:val="0"/>
+                <w:sz w:val="22"/>
+              </w:rPr>
+              <w:t>同上</w:t>
+            </w:r>
+          </w:p>
+        </w:tc>
+      </w:tr>
+      <w:tr>
+        <w:tc>
+          <w:tcPr>
+            <w:tcW w:type="dxa" w:w="2532"/>
+            <w:vAlign w:val="center"/>
+          </w:tcPr>
+          <w:p>
+            <w:pPr>
+              <w:spacing w:before="20" w:after="20"/>
+            </w:pPr>
+            <w:r>
+              <w:rPr>
+                <w:rFonts w:ascii="BIZ UDPゴシック" w:hAnsi="BIZ UDPゴシック" w:eastAsia="BIZ UDPゴシック"/>
+                <w:b/>
+                <w:i w:val="0"/>
+                <w:sz w:val="22"/>
+              </w:rPr>
+              <w:t>第6章　介護保険事業等の見込み</w:t>
+            </w:r>
+            <w:r>
+              <w:rPr>
+                <w:rFonts w:ascii="BIZ UDPゴシック" w:hAnsi="BIZ UDPゴシック" w:eastAsia="BIZ UDPゴシック"/>
+                <w:b w:val="0"/>
+                <w:i w:val="0"/>
+                <w:sz w:val="22"/>
+              </w:rPr>
+              <w:br/>
+              <w:t>第3節　介護保険サービス事業費の見込み</w:t>
+            </w:r>
+          </w:p>
+        </w:tc>
+        <w:tc>
+          <w:tcPr>
+            <w:tcW w:type="dxa" w:w="2390"/>
+            <w:vAlign w:val="center"/>
+          </w:tcPr>
+          <w:p>
+            <w:pPr>
+              <w:spacing w:before="20" w:after="20"/>
+            </w:pPr>
+            <w:r>
+              <w:rPr>
+                <w:rFonts w:ascii="BIZ UDPゴシック" w:hAnsi="BIZ UDPゴシック" w:eastAsia="BIZ UDPゴシック"/>
+                <w:b/>
+                <w:i w:val="0"/>
+                <w:sz w:val="22"/>
+              </w:rPr>
+              <w:t>第6章（同上）</w:t>
+            </w:r>
+          </w:p>
+        </w:tc>
+        <w:tc>
+          <w:tcPr>
+            <w:tcW w:type="dxa" w:w="4716"/>
+            <w:vAlign w:val="center"/>
+          </w:tcPr>
+          <w:p>
+            <w:pPr>
+              <w:spacing w:before="20" w:after="20"/>
+            </w:pPr>
+            <w:r>
+              <w:rPr>
+                <w:rFonts w:ascii="BIZ UDPゴシック" w:hAnsi="BIZ UDPゴシック" w:eastAsia="BIZ UDPゴシック"/>
+                <w:b w:val="0"/>
+                <w:i w:val="0"/>
+                <w:sz w:val="22"/>
+              </w:rPr>
+              <w:t>同上</w:t>
+            </w:r>
+          </w:p>
+        </w:tc>
+      </w:tr>
+      <w:tr>
+        <w:tc>
+          <w:tcPr>
+            <w:tcW w:type="dxa" w:w="2532"/>
+            <w:vAlign w:val="center"/>
+          </w:tcPr>
+          <w:p>
+            <w:pPr>
+              <w:spacing w:before="20" w:after="20"/>
+            </w:pPr>
+            <w:r>
+              <w:rPr>
+                <w:rFonts w:ascii="BIZ UDPゴシック" w:hAnsi="BIZ UDPゴシック" w:eastAsia="BIZ UDPゴシック"/>
+                <w:b/>
+                <w:i w:val="0"/>
+                <w:sz w:val="22"/>
+              </w:rPr>
+              <w:t>第6章　介護保険事業等の見込み</w:t>
+            </w:r>
+            <w:r>
+              <w:rPr>
+                <w:rFonts w:ascii="BIZ UDPゴシック" w:hAnsi="BIZ UDPゴシック" w:eastAsia="BIZ UDPゴシック"/>
+                <w:b w:val="0"/>
+                <w:i w:val="0"/>
+                <w:sz w:val="22"/>
+              </w:rPr>
+              <w:br/>
+              <w:t>第4節　介護保険サービス等における施設の見込み</w:t>
+            </w:r>
+          </w:p>
+        </w:tc>
+        <w:tc>
+          <w:tcPr>
+            <w:tcW w:type="dxa" w:w="2390"/>
+            <w:vAlign w:val="center"/>
+          </w:tcPr>
+          <w:p>
+            <w:pPr>
+              <w:spacing w:before="20" w:after="20"/>
+            </w:pPr>
+            <w:r>
+              <w:rPr>
+                <w:rFonts w:ascii="BIZ UDPゴシック" w:hAnsi="BIZ UDPゴシック" w:eastAsia="BIZ UDPゴシック"/>
+                <w:b w:val="0"/>
+                <w:i w:val="0"/>
+                <w:sz w:val="22"/>
+              </w:rPr>
+              <w:t>第4章 基本目標3②（必要利用定員総数）</w:t>
+            </w:r>
+          </w:p>
+        </w:tc>
+        <w:tc>
+          <w:tcPr>
+            <w:tcW w:type="dxa" w:w="4716"/>
+            <w:vAlign w:val="center"/>
+          </w:tcPr>
+          <w:p>
+            <w:pPr>
+              <w:spacing w:before="20" w:after="20"/>
+            </w:pPr>
+            <w:r>
+              <w:rPr>
+                <w:rFonts w:ascii="BIZ UDPゴシック" w:hAnsi="BIZ UDPゴシック" w:eastAsia="BIZ UDPゴシック"/>
+                <w:b/>
+                <w:i w:val="0"/>
+                <w:sz w:val="22"/>
+              </w:rPr>
+              <w:t>他団体は4項目に分けている</w:t>
+            </w:r>
+            <w:r>
+              <w:rPr>
+                <w:rFonts w:ascii="BIZ UDPゴシック" w:hAnsi="BIZ UDPゴシック" w:eastAsia="BIZ UDPゴシック"/>
+                <w:b w:val="0"/>
+                <w:i w:val="0"/>
+                <w:sz w:val="22"/>
+              </w:rPr>
+              <w:t>（24時間対応サービスの確保方策／施設・居住系の整備見込み／在宅医療・高齢者救急との整合／圏域ごとの必要利用定員総数）。</w:t>
+            </w:r>
+            <w:r>
+              <w:rPr>
+                <w:rFonts w:ascii="BIZ UDPゴシック" w:hAnsi="BIZ UDPゴシック" w:eastAsia="BIZ UDPゴシック"/>
+                <w:b/>
+                <w:i w:val="0"/>
+                <w:sz w:val="22"/>
+              </w:rPr>
+              <w:t>本町は必要利用定員総数のみ。24時間対応サービスの確保方策を書いていない</w:t>
+            </w:r>
+          </w:p>
+        </w:tc>
+      </w:tr>
+      <w:tr>
+        <w:tc>
+          <w:tcPr>
+            <w:tcW w:type="dxa" w:w="2532"/>
+            <w:vAlign w:val="center"/>
+          </w:tcPr>
+          <w:p>
+            <w:pPr>
+              <w:spacing w:before="20" w:after="20"/>
+            </w:pPr>
+            <w:r>
+              <w:rPr>
+                <w:rFonts w:ascii="BIZ UDPゴシック" w:hAnsi="BIZ UDPゴシック" w:eastAsia="BIZ UDPゴシック"/>
+                <w:b/>
+                <w:i w:val="0"/>
+                <w:sz w:val="22"/>
+              </w:rPr>
+              <w:t>資料編</w:t>
+            </w:r>
+            <w:r>
+              <w:rPr>
+                <w:rFonts w:ascii="BIZ UDPゴシック" w:hAnsi="BIZ UDPゴシック" w:eastAsia="BIZ UDPゴシック"/>
+                <w:b w:val="0"/>
+                <w:i w:val="0"/>
+                <w:sz w:val="22"/>
+              </w:rPr>
+              <w:br/>
+              <w:t>（本町の資料編の現在の内容）</w:t>
+            </w:r>
+          </w:p>
+        </w:tc>
+        <w:tc>
+          <w:tcPr>
+            <w:tcW w:type="dxa" w:w="2390"/>
+            <w:vAlign w:val="center"/>
+          </w:tcPr>
+          <w:p>
+            <w:pPr>
+              <w:spacing w:before="20" w:after="20"/>
+            </w:pPr>
+            <w:r>
+              <w:rPr>
+                <w:rFonts w:ascii="BIZ UDPゴシック" w:hAnsi="BIZ UDPゴシック" w:eastAsia="BIZ UDPゴシック"/>
+                <w:b w:val="0"/>
+                <w:i w:val="0"/>
+                <w:sz w:val="22"/>
+              </w:rPr>
+              <w:t>資料編（7項目）</w:t>
+            </w:r>
+          </w:p>
+        </w:tc>
+        <w:tc>
+          <w:tcPr>
+            <w:tcW w:type="dxa" w:w="4716"/>
+            <w:vAlign w:val="center"/>
+          </w:tcPr>
+          <w:p>
+            <w:pPr>
+              <w:spacing w:before="20" w:after="20"/>
+            </w:pPr>
+            <w:r>
+              <w:rPr>
+                <w:rFonts w:ascii="BIZ UDPゴシック" w:hAnsi="BIZ UDPゴシック" w:eastAsia="BIZ UDPゴシック"/>
+                <w:b w:val="0"/>
+                <w:i w:val="0"/>
+                <w:sz w:val="22"/>
+              </w:rPr>
+              <w:t>本町の素案にも資料編はある。内容は策定経過・委員名簿・パブリックコメントの結果・令和7年度調査の概要・統計資料・認知症施策推進基本計画との対応表・用語解説の7項目で、</w:t>
+            </w:r>
+            <w:r>
+              <w:rPr>
+                <w:rFonts w:ascii="BIZ UDPゴシック" w:hAnsi="BIZ UDPゴシック" w:eastAsia="BIZ UDPゴシック"/>
+                <w:b/>
+                <w:i w:val="0"/>
+                <w:sz w:val="22"/>
+              </w:rPr>
+              <w:t>うち5項目は「作成予定」のまま。</w:t>
+            </w:r>
+            <w:r>
+              <w:rPr>
+                <w:rFonts w:ascii="BIZ UDPゴシック" w:hAnsi="BIZ UDPゴシック" w:eastAsia="BIZ UDPゴシック"/>
+                <w:b w:val="0"/>
+                <w:i w:val="0"/>
+                <w:sz w:val="22"/>
+              </w:rPr>
+              <w:t>他団体の資料編（評価の道具をそろえるもの）とは性格が違う</w:t>
+            </w:r>
+          </w:p>
+        </w:tc>
+      </w:tr>
+    </w:tbl>
+    <w:p>
+      <w:pPr>
+        <w:spacing w:after="40"/>
+      </w:pPr>
+    </w:p>
+    <w:p>
+      <w:pPr>
+        <w:keepNext/>
+        <w:spacing w:before="280" w:after="120"/>
+      </w:pPr>
+      <w:bookmarkStart w:id="106" w:name="_Toc_006"/>
+      <w:r>
+        <w:rPr>
+          <w:rFonts w:ascii="BIZ UDPゴシック" w:hAnsi="BIZ UDPゴシック" w:eastAsia="BIZ UDPゴシック"/>
+          <w:b/>
+          <w:i w:val="0"/>
+          <w:color w:val="2E74B5"/>
+          <w:sz w:val="28"/>
+        </w:rPr>
         <w:t>(3)　相当する記載があるもの</w:t>
       </w:r>
-      <w:bookmarkEnd w:id="105"/>
+      <w:bookmarkEnd w:id="106"/>
     </w:p>
     <w:tbl>
       <w:tblPr>
@@ -4226,7 +5188,7 @@
         <w:keepNext/>
         <w:spacing w:before="360" w:after="180"/>
       </w:pPr>
-      <w:bookmarkStart w:id="106" w:name="_Toc_006"/>
+      <w:bookmarkStart w:id="107" w:name="_Toc_007"/>
       <w:r>
         <w:rPr>
           <w:rFonts w:ascii="BIZ UDPゴシック" w:hAnsi="BIZ UDPゴシック" w:eastAsia="BIZ UDPゴシック"/>
@@ -4235,9 +5197,9 @@
           <w:color w:val="2E74B5"/>
           <w:sz w:val="32"/>
         </w:rPr>
-        <w:t>2　対応の方針</w:t>
+        <w:t>3　残っている項目と対応の方針</w:t>
       </w:r>
-      <w:bookmarkEnd w:id="106"/>
+      <w:bookmarkEnd w:id="107"/>
     </w:p>
     <w:p>
       <w:pPr>
@@ -4282,15 +5244,16 @@
         </w:tblCellMar>
       </w:tblPr>
       <w:tblGrid>
-        <w:gridCol w:w="1167"/>
-        <w:gridCol w:w="1925"/>
-        <w:gridCol w:w="3510"/>
-        <w:gridCol w:w="3035"/>
+        <w:gridCol w:w="1132"/>
+        <w:gridCol w:w="1706"/>
+        <w:gridCol w:w="2906"/>
+        <w:gridCol w:w="2546"/>
+        <w:gridCol w:w="1349"/>
       </w:tblGrid>
       <w:tr>
         <w:tc>
           <w:tcPr>
-            <w:tcW w:type="dxa" w:w="1167"/>
+            <w:tcW w:type="dxa" w:w="1132"/>
             <w:shd w:val="clear" w:fill="1F3864"/>
             <w:vAlign w:val="center"/>
           </w:tcPr>
@@ -4313,7 +5276,7 @@
         </w:tc>
         <w:tc>
           <w:tcPr>
-            <w:tcW w:type="dxa" w:w="1925"/>
+            <w:tcW w:type="dxa" w:w="1706"/>
             <w:shd w:val="clear" w:fill="1F3864"/>
             <w:vAlign w:val="center"/>
           </w:tcPr>
@@ -4336,7 +5299,7 @@
         </w:tc>
         <w:tc>
           <w:tcPr>
-            <w:tcW w:type="dxa" w:w="3510"/>
+            <w:tcW w:type="dxa" w:w="2906"/>
             <w:shd w:val="clear" w:fill="1F3864"/>
             <w:vAlign w:val="center"/>
           </w:tcPr>
@@ -4359,7 +5322,7 @@
         </w:tc>
         <w:tc>
           <w:tcPr>
-            <w:tcW w:type="dxa" w:w="3035"/>
+            <w:tcW w:type="dxa" w:w="2546"/>
             <w:shd w:val="clear" w:fill="1F3864"/>
             <w:vAlign w:val="center"/>
           </w:tcPr>
@@ -4377,6 +5340,29 @@
                 <w:sz w:val="22"/>
               </w:rPr>
               <w:t>使える資料</w:t>
+            </w:r>
+          </w:p>
+        </w:tc>
+        <w:tc>
+          <w:tcPr>
+            <w:tcW w:type="dxa" w:w="1349"/>
+            <w:shd w:val="clear" w:fill="1F3864"/>
+            <w:vAlign w:val="center"/>
+          </w:tcPr>
+          <w:p>
+            <w:pPr>
+              <w:spacing w:before="20" w:after="20"/>
+              <w:jc w:val="center"/>
+            </w:pPr>
+            <w:r>
+              <w:rPr>
+                <w:rFonts w:ascii="BIZ UDPゴシック" w:hAnsi="BIZ UDPゴシック" w:eastAsia="BIZ UDPゴシック"/>
+                <w:b/>
+                <w:i w:val="0"/>
+                <w:color w:val="FFFFFF"/>
+                <w:sz w:val="22"/>
+              </w:rPr>
+              <w:t>状態</w:t>
             </w:r>
           </w:p>
         </w:tc>
@@ -4384,7 +5370,7 @@
       <w:tr>
         <w:tc>
           <w:tcPr>
-            <w:tcW w:type="dxa" w:w="1167"/>
+            <w:tcW w:type="dxa" w:w="1132"/>
             <w:vAlign w:val="center"/>
           </w:tcPr>
           <w:p>
@@ -4404,7 +5390,7 @@
         </w:tc>
         <w:tc>
           <w:tcPr>
-            <w:tcW w:type="dxa" w:w="1925"/>
+            <w:tcW w:type="dxa" w:w="1706"/>
             <w:vAlign w:val="center"/>
           </w:tcPr>
           <w:p>
@@ -4424,7 +5410,7 @@
         </w:tc>
         <w:tc>
           <w:tcPr>
-            <w:tcW w:type="dxa" w:w="3510"/>
+            <w:tcW w:type="dxa" w:w="2906"/>
             <w:vAlign w:val="center"/>
           </w:tcPr>
           <w:p>
@@ -4444,7 +5430,7 @@
         </w:tc>
         <w:tc>
           <w:tcPr>
-            <w:tcW w:type="dxa" w:w="3035"/>
+            <w:tcW w:type="dxa" w:w="2546"/>
             <w:vAlign w:val="center"/>
           </w:tcPr>
           <w:p>
@@ -4468,6 +5454,26 @@
                 <w:sz w:val="22"/>
               </w:rPr>
               <w:t>協議会資料「第9期計画の評価及び令和7年度調査結果の整理」（第3版）と「第9期計画の見込みと実績の対比」に書いてあり、年報により実績が確定している</w:t>
+            </w:r>
+          </w:p>
+        </w:tc>
+        <w:tc>
+          <w:tcPr>
+            <w:tcW w:type="dxa" w:w="1349"/>
+            <w:vAlign w:val="center"/>
+          </w:tcPr>
+          <w:p>
+            <w:pPr>
+              <w:spacing w:before="20" w:after="20"/>
+            </w:pPr>
+            <w:r>
+              <w:rPr>
+                <w:rFonts w:ascii="BIZ UDPゴシック" w:hAnsi="BIZ UDPゴシック" w:eastAsia="BIZ UDPゴシック"/>
+                <w:b/>
+                <w:i w:val="0"/>
+                <w:sz w:val="22"/>
+              </w:rPr>
+              <w:t>対応済み（第7版）</w:t>
             </w:r>
           </w:p>
         </w:tc>
@@ -4475,7 +5481,7 @@
       <w:tr>
         <w:tc>
           <w:tcPr>
-            <w:tcW w:type="dxa" w:w="1167"/>
+            <w:tcW w:type="dxa" w:w="1132"/>
             <w:vAlign w:val="center"/>
           </w:tcPr>
           <w:p>
@@ -4495,7 +5501,7 @@
         </w:tc>
         <w:tc>
           <w:tcPr>
-            <w:tcW w:type="dxa" w:w="1925"/>
+            <w:tcW w:type="dxa" w:w="1706"/>
             <w:vAlign w:val="center"/>
           </w:tcPr>
           <w:p>
@@ -4515,7 +5521,7 @@
         </w:tc>
         <w:tc>
           <w:tcPr>
-            <w:tcW w:type="dxa" w:w="3510"/>
+            <w:tcW w:type="dxa" w:w="2906"/>
             <w:vAlign w:val="center"/>
           </w:tcPr>
           <w:p>
@@ -4535,7 +5541,7 @@
         </w:tc>
         <w:tc>
           <w:tcPr>
-            <w:tcW w:type="dxa" w:w="3035"/>
+            <w:tcW w:type="dxa" w:w="2546"/>
             <w:vAlign w:val="center"/>
           </w:tcPr>
           <w:p>
@@ -4559,6 +5565,26 @@
                 <w:sz w:val="22"/>
               </w:rPr>
               <w:t>見込量と保険料の算定は確定しており、「サービス見込量の算定結果」に根拠がある</w:t>
+            </w:r>
+          </w:p>
+        </w:tc>
+        <w:tc>
+          <w:tcPr>
+            <w:tcW w:type="dxa" w:w="1349"/>
+            <w:vAlign w:val="center"/>
+          </w:tcPr>
+          <w:p>
+            <w:pPr>
+              <w:spacing w:before="20" w:after="20"/>
+            </w:pPr>
+            <w:r>
+              <w:rPr>
+                <w:rFonts w:ascii="BIZ UDPゴシック" w:hAnsi="BIZ UDPゴシック" w:eastAsia="BIZ UDPゴシック"/>
+                <w:b/>
+                <w:i w:val="0"/>
+                <w:sz w:val="22"/>
+              </w:rPr>
+              <w:t>対応済み（第7版）</w:t>
             </w:r>
           </w:p>
         </w:tc>
@@ -4566,7 +5592,7 @@
       <w:tr>
         <w:tc>
           <w:tcPr>
-            <w:tcW w:type="dxa" w:w="1167"/>
+            <w:tcW w:type="dxa" w:w="1132"/>
             <w:vAlign w:val="center"/>
           </w:tcPr>
           <w:p>
@@ -4586,7 +5612,7 @@
         </w:tc>
         <w:tc>
           <w:tcPr>
-            <w:tcW w:type="dxa" w:w="1925"/>
+            <w:tcW w:type="dxa" w:w="1706"/>
             <w:vAlign w:val="center"/>
           </w:tcPr>
           <w:p>
@@ -4606,7 +5632,7 @@
         </w:tc>
         <w:tc>
           <w:tcPr>
-            <w:tcW w:type="dxa" w:w="3510"/>
+            <w:tcW w:type="dxa" w:w="2906"/>
             <w:vAlign w:val="center"/>
           </w:tcPr>
           <w:p>
@@ -4626,7 +5652,7 @@
         </w:tc>
         <w:tc>
           <w:tcPr>
-            <w:tcW w:type="dxa" w:w="3035"/>
+            <w:tcW w:type="dxa" w:w="2546"/>
             <w:vAlign w:val="center"/>
           </w:tcPr>
           <w:p>
@@ -4650,6 +5676,26 @@
                 <w:sz w:val="22"/>
               </w:rPr>
               <w:t>人口・面積・地区別人口は町の統計にある</w:t>
+            </w:r>
+          </w:p>
+        </w:tc>
+        <w:tc>
+          <w:tcPr>
+            <w:tcW w:type="dxa" w:w="1349"/>
+            <w:vAlign w:val="center"/>
+          </w:tcPr>
+          <w:p>
+            <w:pPr>
+              <w:spacing w:before="20" w:after="20"/>
+            </w:pPr>
+            <w:r>
+              <w:rPr>
+                <w:rFonts w:ascii="BIZ UDPゴシック" w:hAnsi="BIZ UDPゴシック" w:eastAsia="BIZ UDPゴシック"/>
+                <w:b/>
+                <w:i w:val="0"/>
+                <w:sz w:val="22"/>
+              </w:rPr>
+              <w:t>対応済み（第7版）</w:t>
             </w:r>
           </w:p>
         </w:tc>
@@ -4657,7 +5703,7 @@
       <w:tr>
         <w:tc>
           <w:tcPr>
-            <w:tcW w:type="dxa" w:w="1167"/>
+            <w:tcW w:type="dxa" w:w="1132"/>
             <w:vAlign w:val="center"/>
           </w:tcPr>
           <w:p>
@@ -4677,7 +5723,7 @@
         </w:tc>
         <w:tc>
           <w:tcPr>
-            <w:tcW w:type="dxa" w:w="1925"/>
+            <w:tcW w:type="dxa" w:w="1706"/>
             <w:vAlign w:val="center"/>
           </w:tcPr>
           <w:p>
@@ -4697,7 +5743,7 @@
         </w:tc>
         <w:tc>
           <w:tcPr>
-            <w:tcW w:type="dxa" w:w="3510"/>
+            <w:tcW w:type="dxa" w:w="2906"/>
             <w:vAlign w:val="center"/>
           </w:tcPr>
           <w:p>
@@ -4717,7 +5763,7 @@
         </w:tc>
         <w:tc>
           <w:tcPr>
-            <w:tcW w:type="dxa" w:w="3035"/>
+            <w:tcW w:type="dxa" w:w="2546"/>
             <w:vAlign w:val="center"/>
           </w:tcPr>
           <w:p>
@@ -4750,6 +5796,26 @@
                 <w:sz w:val="22"/>
               </w:rPr>
               <w:t>適用者数・支給実績は町にご確認いただく必要がある</w:t>
+            </w:r>
+          </w:p>
+        </w:tc>
+        <w:tc>
+          <w:tcPr>
+            <w:tcW w:type="dxa" w:w="1349"/>
+            <w:vAlign w:val="center"/>
+          </w:tcPr>
+          <w:p>
+            <w:pPr>
+              <w:spacing w:before="20" w:after="20"/>
+            </w:pPr>
+            <w:r>
+              <w:rPr>
+                <w:rFonts w:ascii="BIZ UDPゴシック" w:hAnsi="BIZ UDPゴシック" w:eastAsia="BIZ UDPゴシック"/>
+                <w:b/>
+                <w:i w:val="0"/>
+                <w:sz w:val="22"/>
+              </w:rPr>
+              <w:t>対応済み（第7版）</w:t>
             </w:r>
           </w:p>
         </w:tc>
@@ -4757,7 +5823,7 @@
       <w:tr>
         <w:tc>
           <w:tcPr>
-            <w:tcW w:type="dxa" w:w="1167"/>
+            <w:tcW w:type="dxa" w:w="1132"/>
             <w:vAlign w:val="center"/>
           </w:tcPr>
           <w:p>
@@ -4777,7 +5843,7 @@
         </w:tc>
         <w:tc>
           <w:tcPr>
-            <w:tcW w:type="dxa" w:w="1925"/>
+            <w:tcW w:type="dxa" w:w="1706"/>
             <w:vAlign w:val="center"/>
           </w:tcPr>
           <w:p>
@@ -4797,7 +5863,7 @@
         </w:tc>
         <w:tc>
           <w:tcPr>
-            <w:tcW w:type="dxa" w:w="3510"/>
+            <w:tcW w:type="dxa" w:w="2906"/>
             <w:vAlign w:val="center"/>
           </w:tcPr>
           <w:p>
@@ -4817,7 +5883,7 @@
         </w:tc>
         <w:tc>
           <w:tcPr>
-            <w:tcW w:type="dxa" w:w="3035"/>
+            <w:tcW w:type="dxa" w:w="2546"/>
             <w:vAlign w:val="center"/>
           </w:tcPr>
           <w:p>
@@ -4841,6 +5907,26 @@
                 <w:sz w:val="22"/>
               </w:rPr>
               <w:t>定員・稼働・自給率は見える化システムの出力にある</w:t>
+            </w:r>
+          </w:p>
+        </w:tc>
+        <w:tc>
+          <w:tcPr>
+            <w:tcW w:type="dxa" w:w="1349"/>
+            <w:vAlign w:val="center"/>
+          </w:tcPr>
+          <w:p>
+            <w:pPr>
+              <w:spacing w:before="20" w:after="20"/>
+            </w:pPr>
+            <w:r>
+              <w:rPr>
+                <w:rFonts w:ascii="BIZ UDPゴシック" w:hAnsi="BIZ UDPゴシック" w:eastAsia="BIZ UDPゴシック"/>
+                <w:b/>
+                <w:i w:val="0"/>
+                <w:sz w:val="22"/>
+              </w:rPr>
+              <w:t>対応済み（第7版）</w:t>
             </w:r>
           </w:p>
         </w:tc>
@@ -4848,7 +5934,7 @@
       <w:tr>
         <w:tc>
           <w:tcPr>
-            <w:tcW w:type="dxa" w:w="1167"/>
+            <w:tcW w:type="dxa" w:w="1132"/>
             <w:vAlign w:val="center"/>
           </w:tcPr>
           <w:p>
@@ -4868,7 +5954,7 @@
         </w:tc>
         <w:tc>
           <w:tcPr>
-            <w:tcW w:type="dxa" w:w="1925"/>
+            <w:tcW w:type="dxa" w:w="1706"/>
             <w:vAlign w:val="center"/>
           </w:tcPr>
           <w:p>
@@ -4888,7 +5974,7 @@
         </w:tc>
         <w:tc>
           <w:tcPr>
-            <w:tcW w:type="dxa" w:w="3510"/>
+            <w:tcW w:type="dxa" w:w="2906"/>
             <w:vAlign w:val="center"/>
           </w:tcPr>
           <w:p>
@@ -4908,7 +5994,7 @@
         </w:tc>
         <w:tc>
           <w:tcPr>
-            <w:tcW w:type="dxa" w:w="3035"/>
+            <w:tcW w:type="dxa" w:w="2546"/>
             <w:vAlign w:val="center"/>
           </w:tcPr>
           <w:p>
@@ -4932,6 +6018,26 @@
                 <w:sz w:val="22"/>
               </w:rPr>
               <w:t>素案の各所に書いてある内容をまとめ直すもの</w:t>
+            </w:r>
+          </w:p>
+        </w:tc>
+        <w:tc>
+          <w:tcPr>
+            <w:tcW w:type="dxa" w:w="1349"/>
+            <w:vAlign w:val="center"/>
+          </w:tcPr>
+          <w:p>
+            <w:pPr>
+              <w:spacing w:before="20" w:after="20"/>
+            </w:pPr>
+            <w:r>
+              <w:rPr>
+                <w:rFonts w:ascii="BIZ UDPゴシック" w:hAnsi="BIZ UDPゴシック" w:eastAsia="BIZ UDPゴシック"/>
+                <w:b/>
+                <w:i w:val="0"/>
+                <w:sz w:val="22"/>
+              </w:rPr>
+              <w:t>対応済み（第7版）</w:t>
             </w:r>
           </w:p>
         </w:tc>
@@ -4939,7 +6045,7 @@
       <w:tr>
         <w:tc>
           <w:tcPr>
-            <w:tcW w:type="dxa" w:w="1167"/>
+            <w:tcW w:type="dxa" w:w="1132"/>
             <w:vAlign w:val="center"/>
           </w:tcPr>
           <w:p>
@@ -4959,7 +6065,7 @@
         </w:tc>
         <w:tc>
           <w:tcPr>
-            <w:tcW w:type="dxa" w:w="1925"/>
+            <w:tcW w:type="dxa" w:w="1706"/>
             <w:vAlign w:val="center"/>
           </w:tcPr>
           <w:p>
@@ -4979,7 +6085,7 @@
         </w:tc>
         <w:tc>
           <w:tcPr>
-            <w:tcW w:type="dxa" w:w="3510"/>
+            <w:tcW w:type="dxa" w:w="2906"/>
             <w:vAlign w:val="center"/>
           </w:tcPr>
           <w:p>
@@ -4999,7 +6105,7 @@
         </w:tc>
         <w:tc>
           <w:tcPr>
-            <w:tcW w:type="dxa" w:w="3035"/>
+            <w:tcW w:type="dxa" w:w="2546"/>
             <w:vAlign w:val="center"/>
           </w:tcPr>
           <w:p>
@@ -5023,6 +6129,26 @@
                 <w:sz w:val="22"/>
               </w:rPr>
               <w:t>成果指標の目標値は協議会で設定するため、定義書の枠を先に置いて目標値を後から埋める形になる</w:t>
+            </w:r>
+          </w:p>
+        </w:tc>
+        <w:tc>
+          <w:tcPr>
+            <w:tcW w:type="dxa" w:w="1349"/>
+            <w:vAlign w:val="center"/>
+          </w:tcPr>
+          <w:p>
+            <w:pPr>
+              <w:spacing w:before="20" w:after="20"/>
+            </w:pPr>
+            <w:r>
+              <w:rPr>
+                <w:rFonts w:ascii="BIZ UDPゴシック" w:hAnsi="BIZ UDPゴシック" w:eastAsia="BIZ UDPゴシック"/>
+                <w:b/>
+                <w:i w:val="0"/>
+                <w:sz w:val="22"/>
+              </w:rPr>
+              <w:t>対応済み（第7版）</w:t>
             </w:r>
           </w:p>
         </w:tc>
@@ -5030,7 +6156,7 @@
       <w:tr>
         <w:tc>
           <w:tcPr>
-            <w:tcW w:type="dxa" w:w="1167"/>
+            <w:tcW w:type="dxa" w:w="1132"/>
             <w:vAlign w:val="center"/>
           </w:tcPr>
           <w:p>
@@ -5050,7 +6176,7 @@
         </w:tc>
         <w:tc>
           <w:tcPr>
-            <w:tcW w:type="dxa" w:w="1925"/>
+            <w:tcW w:type="dxa" w:w="1706"/>
             <w:vAlign w:val="center"/>
           </w:tcPr>
           <w:p>
@@ -5070,7 +6196,7 @@
         </w:tc>
         <w:tc>
           <w:tcPr>
-            <w:tcW w:type="dxa" w:w="3510"/>
+            <w:tcW w:type="dxa" w:w="2906"/>
             <w:vAlign w:val="center"/>
           </w:tcPr>
           <w:p>
@@ -5090,7 +6216,7 @@
         </w:tc>
         <w:tc>
           <w:tcPr>
-            <w:tcW w:type="dxa" w:w="3035"/>
+            <w:tcW w:type="dxa" w:w="2546"/>
             <w:vAlign w:val="center"/>
           </w:tcPr>
           <w:p>
@@ -5114,6 +6240,26 @@
                 <w:sz w:val="22"/>
               </w:rPr>
               <w:t>素案に載せている数値を施策ごとに集め直すもの</w:t>
+            </w:r>
+          </w:p>
+        </w:tc>
+        <w:tc>
+          <w:tcPr>
+            <w:tcW w:type="dxa" w:w="1349"/>
+            <w:vAlign w:val="center"/>
+          </w:tcPr>
+          <w:p>
+            <w:pPr>
+              <w:spacing w:before="20" w:after="20"/>
+            </w:pPr>
+            <w:r>
+              <w:rPr>
+                <w:rFonts w:ascii="BIZ UDPゴシック" w:hAnsi="BIZ UDPゴシック" w:eastAsia="BIZ UDPゴシック"/>
+                <w:b/>
+                <w:i w:val="0"/>
+                <w:sz w:val="22"/>
+              </w:rPr>
+              <w:t>これから</w:t>
             </w:r>
           </w:p>
         </w:tc>
@@ -5121,7 +6267,7 @@
       <w:tr>
         <w:tc>
           <w:tcPr>
-            <w:tcW w:type="dxa" w:w="1167"/>
+            <w:tcW w:type="dxa" w:w="1132"/>
             <w:vAlign w:val="center"/>
           </w:tcPr>
           <w:p>
@@ -5141,7 +6287,7 @@
         </w:tc>
         <w:tc>
           <w:tcPr>
-            <w:tcW w:type="dxa" w:w="1925"/>
+            <w:tcW w:type="dxa" w:w="1706"/>
             <w:vAlign w:val="center"/>
           </w:tcPr>
           <w:p>
@@ -5161,7 +6307,7 @@
         </w:tc>
         <w:tc>
           <w:tcPr>
-            <w:tcW w:type="dxa" w:w="3510"/>
+            <w:tcW w:type="dxa" w:w="2906"/>
             <w:vAlign w:val="center"/>
           </w:tcPr>
           <w:p>
@@ -5181,7 +6327,7 @@
         </w:tc>
         <w:tc>
           <w:tcPr>
-            <w:tcW w:type="dxa" w:w="3035"/>
+            <w:tcW w:type="dxa" w:w="2546"/>
             <w:vAlign w:val="center"/>
           </w:tcPr>
           <w:p>
@@ -5214,6 +6360,26 @@
                 <w:sz w:val="22"/>
               </w:rPr>
               <w:t>法改正の内容は公布状況を確認する必要がある</w:t>
+            </w:r>
+          </w:p>
+        </w:tc>
+        <w:tc>
+          <w:tcPr>
+            <w:tcW w:type="dxa" w:w="1349"/>
+            <w:vAlign w:val="center"/>
+          </w:tcPr>
+          <w:p>
+            <w:pPr>
+              <w:spacing w:before="20" w:after="20"/>
+            </w:pPr>
+            <w:r>
+              <w:rPr>
+                <w:rFonts w:ascii="BIZ UDPゴシック" w:hAnsi="BIZ UDPゴシック" w:eastAsia="BIZ UDPゴシック"/>
+                <w:b/>
+                <w:i w:val="0"/>
+                <w:sz w:val="22"/>
+              </w:rPr>
+              <w:t>これから</w:t>
             </w:r>
           </w:p>
         </w:tc>
@@ -5221,7 +6387,7 @@
       <w:tr>
         <w:tc>
           <w:tcPr>
-            <w:tcW w:type="dxa" w:w="1167"/>
+            <w:tcW w:type="dxa" w:w="1132"/>
             <w:vAlign w:val="center"/>
           </w:tcPr>
           <w:p>
@@ -5241,7 +6407,7 @@
         </w:tc>
         <w:tc>
           <w:tcPr>
-            <w:tcW w:type="dxa" w:w="1925"/>
+            <w:tcW w:type="dxa" w:w="1706"/>
             <w:vAlign w:val="center"/>
           </w:tcPr>
           <w:p>
@@ -5261,7 +6427,7 @@
         </w:tc>
         <w:tc>
           <w:tcPr>
-            <w:tcW w:type="dxa" w:w="3510"/>
+            <w:tcW w:type="dxa" w:w="2906"/>
             <w:vAlign w:val="center"/>
           </w:tcPr>
           <w:p>
@@ -5281,7 +6447,7 @@
         </w:tc>
         <w:tc>
           <w:tcPr>
-            <w:tcW w:type="dxa" w:w="3035"/>
+            <w:tcW w:type="dxa" w:w="2546"/>
             <w:vAlign w:val="center"/>
           </w:tcPr>
           <w:p>
@@ -5314,6 +6480,26 @@
                 <w:sz w:val="22"/>
               </w:rPr>
               <w:t>給付費・保険料の中長期推計は新たに算定する必要がある</w:t>
+            </w:r>
+          </w:p>
+        </w:tc>
+        <w:tc>
+          <w:tcPr>
+            <w:tcW w:type="dxa" w:w="1349"/>
+            <w:vAlign w:val="center"/>
+          </w:tcPr>
+          <w:p>
+            <w:pPr>
+              <w:spacing w:before="20" w:after="20"/>
+            </w:pPr>
+            <w:r>
+              <w:rPr>
+                <w:rFonts w:ascii="BIZ UDPゴシック" w:hAnsi="BIZ UDPゴシック" w:eastAsia="BIZ UDPゴシック"/>
+                <w:b/>
+                <w:i w:val="0"/>
+                <w:sz w:val="22"/>
+              </w:rPr>
+              <w:t>これから</w:t>
             </w:r>
           </w:p>
         </w:tc>
@@ -5321,7 +6507,7 @@
       <w:tr>
         <w:tc>
           <w:tcPr>
-            <w:tcW w:type="dxa" w:w="1167"/>
+            <w:tcW w:type="dxa" w:w="1132"/>
             <w:vAlign w:val="center"/>
           </w:tcPr>
           <w:p>
@@ -5341,7 +6527,7 @@
         </w:tc>
         <w:tc>
           <w:tcPr>
-            <w:tcW w:type="dxa" w:w="1925"/>
+            <w:tcW w:type="dxa" w:w="1706"/>
             <w:vAlign w:val="center"/>
           </w:tcPr>
           <w:p>
@@ -5361,7 +6547,7 @@
         </w:tc>
         <w:tc>
           <w:tcPr>
-            <w:tcW w:type="dxa" w:w="3510"/>
+            <w:tcW w:type="dxa" w:w="2906"/>
             <w:vAlign w:val="center"/>
           </w:tcPr>
           <w:p>
@@ -5381,7 +6567,7 @@
         </w:tc>
         <w:tc>
           <w:tcPr>
-            <w:tcW w:type="dxa" w:w="3035"/>
+            <w:tcW w:type="dxa" w:w="2546"/>
             <w:vAlign w:val="center"/>
           </w:tcPr>
           <w:p>
@@ -5414,6 +6600,26 @@
                 <w:sz w:val="22"/>
               </w:rPr>
               <w:t>実施するかどうかを町とご相談する必要がある</w:t>
+            </w:r>
+          </w:p>
+        </w:tc>
+        <w:tc>
+          <w:tcPr>
+            <w:tcW w:type="dxa" w:w="1349"/>
+            <w:vAlign w:val="center"/>
+          </w:tcPr>
+          <w:p>
+            <w:pPr>
+              <w:spacing w:before="20" w:after="20"/>
+            </w:pPr>
+            <w:r>
+              <w:rPr>
+                <w:rFonts w:ascii="BIZ UDPゴシック" w:hAnsi="BIZ UDPゴシック" w:eastAsia="BIZ UDPゴシック"/>
+                <w:b/>
+                <w:i w:val="0"/>
+                <w:sz w:val="22"/>
+              </w:rPr>
+              <w:t>これから</w:t>
             </w:r>
           </w:p>
         </w:tc>
@@ -5444,7 +6650,7 @@
         <w:keepNext/>
         <w:spacing w:before="360" w:after="180"/>
       </w:pPr>
-      <w:bookmarkStart w:id="107" w:name="_Toc_007"/>
+      <w:bookmarkStart w:id="108" w:name="_Toc_008"/>
       <w:r>
         <w:rPr>
           <w:rFonts w:ascii="BIZ UDPゴシック" w:hAnsi="BIZ UDPゴシック" w:eastAsia="BIZ UDPゴシック"/>
@@ -5453,9 +6659,9 @@
           <w:color w:val="2E74B5"/>
           <w:sz w:val="32"/>
         </w:rPr>
-        <w:t>3　組み替えた後の構成（案）</w:t>
+        <w:t>4　組み替えた後の構成</w:t>
       </w:r>
-      <w:bookmarkEnd w:id="107"/>
+      <w:bookmarkEnd w:id="108"/>
     </w:p>
     <w:p>
       <w:pPr>
@@ -7820,7 +9026,7 @@
         <w:keepNext/>
         <w:spacing w:before="360" w:after="180"/>
       </w:pPr>
-      <w:bookmarkStart w:id="108" w:name="_Toc_008"/>
+      <w:bookmarkStart w:id="109" w:name="_Toc_009"/>
       <w:r>
         <w:rPr>
           <w:rFonts w:ascii="BIZ UDPゴシック" w:hAnsi="BIZ UDPゴシック" w:eastAsia="BIZ UDPゴシック"/>
@@ -7829,9 +9035,9 @@
           <w:color w:val="2E74B5"/>
           <w:sz w:val="32"/>
         </w:rPr>
-        <w:t>4　町にご確認いただきたいこと</w:t>
+        <w:t>5　町にご確認いただきたいこと</w:t>
       </w:r>
-      <w:bookmarkEnd w:id="108"/>
+      <w:bookmarkEnd w:id="109"/>
     </w:p>
     <w:tbl>
       <w:tblPr>
